--- a/templates/iso9001_14001_45001_stage1.docx
+++ b/templates/iso9001_14001_45001_stage1.docx
@@ -28,7 +28,7 @@
             <o:lock v:ext="edit" aspectratio="t"/>
           </v:shapetype>
           <v:shape id="_x0000_s1026" type="#_x0000_t75" alt="fulllogo_nobuffer" style="position:absolute;margin-left:157.8pt;margin-top:-39.2pt;width:170.2pt;height:163pt;z-index:1;mso-wrap-edited:f">
-            <v:imagedata r:id="rId7" o:title="fulllogo_nobuffer"/>
+            <v:imagedata r:id="rId8" o:title="fulllogo_nobuffer"/>
           </v:shape>
         </w:pict>
       </w:r>
@@ -270,7 +270,25 @@
           <w:b/>
           <w:sz w:val="48"/>
         </w:rPr>
-        <w:t>{{organizationName}}</w:t>
+        <w:t>{{</w:t>
+      </w:r>
+      <w:proofErr w:type="spellStart"/>
+      <w:r>
+        <w:rPr>
+          <w:rFonts w:cs="Arial"/>
+          <w:b/>
+          <w:sz w:val="48"/>
+        </w:rPr>
+        <w:t>organizationName</w:t>
+      </w:r>
+      <w:proofErr w:type="spellEnd"/>
+      <w:r>
+        <w:rPr>
+          <w:rFonts w:cs="Arial"/>
+          <w:b/>
+          <w:sz w:val="48"/>
+        </w:rPr>
+        <w:t>}}</w:t>
       </w:r>
     </w:p>
     <w:p>
@@ -335,7 +353,6 @@
                 <w:b/>
                 <w:bCs/>
               </w:rPr>
-              <w:lastRenderedPageBreak/>
               <w:t xml:space="preserve">Name of the Organization </w:t>
             </w:r>
           </w:p>
@@ -354,11 +371,27 @@
                 <w:i/>
               </w:rPr>
             </w:pPr>
+            <w:proofErr w:type="gramStart"/>
             <w:r>
               <w:rPr>
                 <w:rFonts w:cs="Arial"/>
               </w:rPr>
-              <w:t>{{ organizationName }}</w:t>
+              <w:t xml:space="preserve">{{ </w:t>
+            </w:r>
+            <w:proofErr w:type="spellStart"/>
+            <w:r>
+              <w:rPr>
+                <w:rFonts w:cs="Arial"/>
+              </w:rPr>
+              <w:t>organizationName</w:t>
+            </w:r>
+            <w:proofErr w:type="spellEnd"/>
+            <w:proofErr w:type="gramEnd"/>
+            <w:r>
+              <w:rPr>
+                <w:rFonts w:cs="Arial"/>
+              </w:rPr>
+              <w:t xml:space="preserve"> }}</w:t>
             </w:r>
           </w:p>
         </w:tc>
@@ -401,11 +434,19 @@
                 <w:i/>
               </w:rPr>
             </w:pPr>
+            <w:proofErr w:type="gramStart"/>
             <w:r>
               <w:rPr>
                 <w:rFonts w:cs="Arial"/>
               </w:rPr>
-              <w:t>{{ address }}</w:t>
+              <w:t>{{ address</w:t>
+            </w:r>
+            <w:proofErr w:type="gramEnd"/>
+            <w:r>
+              <w:rPr>
+                <w:rFonts w:cs="Arial"/>
+              </w:rPr>
+              <w:t xml:space="preserve"> }}</w:t>
             </w:r>
           </w:p>
         </w:tc>
@@ -474,8 +515,18 @@
                 <w:i/>
               </w:rPr>
             </w:pPr>
-            <w:r>
-              <w:t>{{ siteAddress }}</w:t>
+            <w:proofErr w:type="gramStart"/>
+            <w:r>
+              <w:t xml:space="preserve">{{ </w:t>
+            </w:r>
+            <w:proofErr w:type="spellStart"/>
+            <w:r>
+              <w:t>siteAddress</w:t>
+            </w:r>
+            <w:proofErr w:type="spellEnd"/>
+            <w:proofErr w:type="gramEnd"/>
+            <w:r>
+              <w:t xml:space="preserve"> }}</w:t>
             </w:r>
           </w:p>
         </w:tc>
@@ -750,8 +801,18 @@
                 <w:i/>
               </w:rPr>
             </w:pPr>
-            <w:r>
-              <w:t>{{ numberOfEmployees }}</w:t>
+            <w:proofErr w:type="gramStart"/>
+            <w:r>
+              <w:t xml:space="preserve">{{ </w:t>
+            </w:r>
+            <w:proofErr w:type="spellStart"/>
+            <w:r>
+              <w:t>numberOfEmployees</w:t>
+            </w:r>
+            <w:proofErr w:type="spellEnd"/>
+            <w:proofErr w:type="gramEnd"/>
+            <w:r>
+              <w:t xml:space="preserve"> }}</w:t>
             </w:r>
           </w:p>
         </w:tc>
@@ -798,7 +859,15 @@
               </w:rPr>
             </w:pPr>
             <w:r>
-              <w:t>{{emailId}}</w:t>
+              <w:t>{{</w:t>
+            </w:r>
+            <w:proofErr w:type="spellStart"/>
+            <w:r>
+              <w:t>emailId</w:t>
+            </w:r>
+            <w:proofErr w:type="spellEnd"/>
+            <w:r>
+              <w:t>}}</w:t>
             </w:r>
           </w:p>
         </w:tc>
@@ -842,7 +911,15 @@
               </w:rPr>
             </w:pPr>
             <w:r>
-              <w:t>{{contactPerson}}</w:t>
+              <w:t>{{</w:t>
+            </w:r>
+            <w:proofErr w:type="spellStart"/>
+            <w:r>
+              <w:t>contactPerson</w:t>
+            </w:r>
+            <w:proofErr w:type="spellEnd"/>
+            <w:r>
+              <w:t>}}</w:t>
             </w:r>
           </w:p>
         </w:tc>
@@ -886,7 +963,15 @@
               </w:rPr>
             </w:pPr>
             <w:r>
-              <w:t>{{telephoneFax}}</w:t>
+              <w:t>{{</w:t>
+            </w:r>
+            <w:proofErr w:type="spellStart"/>
+            <w:r>
+              <w:t>telephoneFax</w:t>
+            </w:r>
+            <w:proofErr w:type="spellEnd"/>
+            <w:r>
+              <w:t>}}</w:t>
             </w:r>
           </w:p>
         </w:tc>
@@ -930,7 +1015,15 @@
               </w:rPr>
             </w:pPr>
             <w:r>
-              <w:t>{{riskCategory}}</w:t>
+              <w:t>{{</w:t>
+            </w:r>
+            <w:proofErr w:type="spellStart"/>
+            <w:r>
+              <w:t>riskCategory</w:t>
+            </w:r>
+            <w:proofErr w:type="spellEnd"/>
+            <w:r>
+              <w:t>}}</w:t>
             </w:r>
           </w:p>
         </w:tc>
@@ -1020,7 +1113,15 @@
               </w:rPr>
             </w:pPr>
             <w:r>
-              <w:t>{{iafCode}}</w:t>
+              <w:t>{{</w:t>
+            </w:r>
+            <w:proofErr w:type="spellStart"/>
+            <w:r>
+              <w:t>iafCode</w:t>
+            </w:r>
+            <w:proofErr w:type="spellEnd"/>
+            <w:r>
+              <w:t>}}</w:t>
             </w:r>
           </w:p>
         </w:tc>
@@ -1064,7 +1165,15 @@
               </w:rPr>
             </w:pPr>
             <w:r>
-              <w:t>{{na_clauses}}</w:t>
+              <w:t>{{</w:t>
+            </w:r>
+            <w:proofErr w:type="spellStart"/>
+            <w:r>
+              <w:t>na_clauses</w:t>
+            </w:r>
+            <w:proofErr w:type="spellEnd"/>
+            <w:r>
+              <w:t>}}</w:t>
             </w:r>
           </w:p>
         </w:tc>
@@ -1107,7 +1216,15 @@
               </w:rPr>
             </w:pPr>
             <w:r>
-              <w:t>{{auditTeam}}</w:t>
+              <w:t>{{</w:t>
+            </w:r>
+            <w:proofErr w:type="spellStart"/>
+            <w:r>
+              <w:t>auditTeam</w:t>
+            </w:r>
+            <w:proofErr w:type="spellEnd"/>
+            <w:r>
+              <w:t>}}</w:t>
             </w:r>
           </w:p>
         </w:tc>
@@ -1130,10 +1247,36 @@
                 <w:b/>
                 <w:bCs/>
               </w:rPr>
-              <w:t xml:space="preserve">Audit duration Man day(s): </w:t>
-            </w:r>
-            <w:r>
-              <w:t>{{auditManDays}}</w:t>
+              <w:t xml:space="preserve">Audit duration </w:t>
+            </w:r>
+            <w:proofErr w:type="gramStart"/>
+            <w:r>
+              <w:rPr>
+                <w:rFonts w:cs="Calibri"/>
+                <w:b/>
+                <w:bCs/>
+              </w:rPr>
+              <w:t>Man day</w:t>
+            </w:r>
+            <w:proofErr w:type="gramEnd"/>
+            <w:r>
+              <w:rPr>
+                <w:rFonts w:cs="Calibri"/>
+                <w:b/>
+                <w:bCs/>
+              </w:rPr>
+              <w:t xml:space="preserve">(s): </w:t>
+            </w:r>
+            <w:r>
+              <w:t>{{</w:t>
+            </w:r>
+            <w:proofErr w:type="spellStart"/>
+            <w:r>
+              <w:t>auditManDays</w:t>
+            </w:r>
+            <w:proofErr w:type="spellEnd"/>
+            <w:r>
+              <w:t>}}</w:t>
             </w:r>
           </w:p>
         </w:tc>
@@ -1177,7 +1320,15 @@
               </w:rPr>
             </w:pPr>
             <w:r>
-              <w:t>{{startDateOfAudit}}</w:t>
+              <w:t>{{</w:t>
+            </w:r>
+            <w:proofErr w:type="spellStart"/>
+            <w:r>
+              <w:t>startDateOfAudit</w:t>
+            </w:r>
+            <w:proofErr w:type="spellEnd"/>
+            <w:r>
+              <w:t>}}</w:t>
             </w:r>
           </w:p>
         </w:tc>
@@ -1221,7 +1372,15 @@
               </w:rPr>
             </w:pPr>
             <w:r>
-              <w:t>{{endDateOfAudit}}</w:t>
+              <w:t>{{</w:t>
+            </w:r>
+            <w:proofErr w:type="spellStart"/>
+            <w:r>
+              <w:t>endDateOfAudit</w:t>
+            </w:r>
+            <w:proofErr w:type="spellEnd"/>
+            <w:r>
+              <w:t>}}</w:t>
             </w:r>
           </w:p>
         </w:tc>
@@ -1507,6 +1666,7 @@
               </w:rPr>
               <w:t>{{</w:t>
             </w:r>
+            <w:proofErr w:type="spellStart"/>
             <w:r>
               <w:rPr>
                 <w:rFonts w:cs="Calibri"/>
@@ -1518,6 +1678,7 @@
               </w:rPr>
               <w:t>quotedManDaysAdequate</w:t>
             </w:r>
+            <w:proofErr w:type="spellEnd"/>
             <w:r>
               <w:rPr>
                 <w:rFonts w:cs="Calibri"/>
@@ -1561,6 +1722,7 @@
                 <w:sz w:val="24"/>
                 <w:szCs w:val="24"/>
               </w:rPr>
+              <w:lastRenderedPageBreak/>
               <w:t>Any change in employee detail?</w:t>
             </w:r>
           </w:p>
@@ -1593,6 +1755,7 @@
               </w:rPr>
               <w:t>{{</w:t>
             </w:r>
+            <w:proofErr w:type="spellStart"/>
             <w:r>
               <w:rPr>
                 <w:rFonts w:cs="Calibri"/>
@@ -1605,6 +1768,7 @@
               </w:rPr>
               <w:t>changeInEmployeeDetail</w:t>
             </w:r>
+            <w:proofErr w:type="spellEnd"/>
             <w:r>
               <w:rPr>
                 <w:rFonts w:cs="Calibri"/>
@@ -1727,9 +1891,17 @@
                 <w:rFonts w:ascii="Arial" w:hAnsi="Arial" w:cs="Arial"/>
                 <w:b/>
               </w:rPr>
-              <w:lastRenderedPageBreak/>
-              <w:t>Is there any deviation from the audit plan if Yes then reasons:</w:t>
-            </w:r>
+              <w:t xml:space="preserve">Is there any deviation from the audit plan if Yes then </w:t>
+            </w:r>
+            <w:proofErr w:type="gramStart"/>
+            <w:r>
+              <w:rPr>
+                <w:rFonts w:ascii="Arial" w:hAnsi="Arial" w:cs="Arial"/>
+                <w:b/>
+              </w:rPr>
+              <w:t>reasons:</w:t>
+            </w:r>
+            <w:proofErr w:type="gramEnd"/>
           </w:p>
         </w:tc>
         <w:tc>
@@ -1795,8 +1967,33 @@
                 <w:rFonts w:ascii="Arial" w:hAnsi="Arial" w:cs="Arial"/>
                 <w:b/>
               </w:rPr>
-              <w:t>Is there any significant issues impacting on the audit programme if Yes then reasons:</w:t>
-            </w:r>
+              <w:t xml:space="preserve">Is there any significant issues impacting on the audit </w:t>
+            </w:r>
+            <w:proofErr w:type="spellStart"/>
+            <w:r>
+              <w:rPr>
+                <w:rFonts w:ascii="Arial" w:hAnsi="Arial" w:cs="Arial"/>
+                <w:b/>
+              </w:rPr>
+              <w:t>programme</w:t>
+            </w:r>
+            <w:proofErr w:type="spellEnd"/>
+            <w:r>
+              <w:rPr>
+                <w:rFonts w:ascii="Arial" w:hAnsi="Arial" w:cs="Arial"/>
+                <w:b/>
+              </w:rPr>
+              <w:t xml:space="preserve"> if Yes then </w:t>
+            </w:r>
+            <w:proofErr w:type="gramStart"/>
+            <w:r>
+              <w:rPr>
+                <w:rFonts w:ascii="Arial" w:hAnsi="Arial" w:cs="Arial"/>
+                <w:b/>
+              </w:rPr>
+              <w:t>reasons:</w:t>
+            </w:r>
+            <w:proofErr w:type="gramEnd"/>
           </w:p>
         </w:tc>
         <w:tc>
@@ -1877,8 +2074,17 @@
                 <w:rFonts w:ascii="Arial" w:hAnsi="Arial" w:cs="Arial"/>
                 <w:b/>
               </w:rPr>
-              <w:t>, that affect the management system of the client since the last audit took place if Yes then reasons:</w:t>
-            </w:r>
+              <w:t xml:space="preserve">, that affect the management system of the client since the last audit took place if Yes then </w:t>
+            </w:r>
+            <w:proofErr w:type="gramStart"/>
+            <w:r>
+              <w:rPr>
+                <w:rFonts w:ascii="Arial" w:hAnsi="Arial" w:cs="Arial"/>
+                <w:b/>
+              </w:rPr>
+              <w:t>reasons:</w:t>
+            </w:r>
+            <w:proofErr w:type="gramEnd"/>
           </w:p>
         </w:tc>
         <w:tc>
@@ -1973,7 +2179,23 @@
                 <w:rFonts w:ascii="Arial" w:hAnsi="Arial" w:cs="Arial"/>
                 <w:b/>
               </w:rPr>
-              <w:t>Is the certification scope is appropriate  to the organization work activities :</w:t>
+              <w:t xml:space="preserve">Is the certification scope is </w:t>
+            </w:r>
+            <w:proofErr w:type="gramStart"/>
+            <w:r>
+              <w:rPr>
+                <w:rFonts w:ascii="Arial" w:hAnsi="Arial" w:cs="Arial"/>
+                <w:b/>
+              </w:rPr>
+              <w:t>appropriate  to</w:t>
+            </w:r>
+            <w:proofErr w:type="gramEnd"/>
+            <w:r>
+              <w:rPr>
+                <w:rFonts w:ascii="Arial" w:hAnsi="Arial" w:cs="Arial"/>
+                <w:b/>
+              </w:rPr>
+              <w:t xml:space="preserve"> the organization work activities :</w:t>
             </w:r>
           </w:p>
         </w:tc>
@@ -2062,6 +2284,7 @@
               </w:rPr>
               <w:t>{{</w:t>
             </w:r>
+            <w:proofErr w:type="spellStart"/>
             <w:r>
               <w:rPr>
                 <w:rFonts w:cs="Calibri"/>
@@ -2069,6 +2292,7 @@
               </w:rPr>
               <w:t>additionalInformation</w:t>
             </w:r>
+            <w:proofErr w:type="spellEnd"/>
             <w:r>
               <w:rPr>
                 <w:rFonts w:cs="Calibri"/>
@@ -2162,7 +2386,25 @@
                 <w:i/>
                 <w:iCs/>
               </w:rPr>
-              <w:t>The information about the organization i.e. name, address, type, size, number of employees, and scope of activities, submitted as per application found correct</w:t>
+              <w:t xml:space="preserve">The information about the organization </w:t>
+            </w:r>
+            <w:proofErr w:type="gramStart"/>
+            <w:r>
+              <w:rPr>
+                <w:rFonts w:cs="Calibri"/>
+                <w:i/>
+                <w:iCs/>
+              </w:rPr>
+              <w:t>i.e.</w:t>
+            </w:r>
+            <w:proofErr w:type="gramEnd"/>
+            <w:r>
+              <w:rPr>
+                <w:rFonts w:cs="Calibri"/>
+                <w:i/>
+                <w:iCs/>
+              </w:rPr>
+              <w:t xml:space="preserve"> name, address, type, size, number of employees, and scope of activities, submitted as per application found correct</w:t>
             </w:r>
             <w:r>
               <w:rPr>
@@ -2467,6 +2709,7 @@
                 <w:rFonts w:cs="Calibri"/>
                 <w:b/>
               </w:rPr>
+              <w:lastRenderedPageBreak/>
               <w:t>4.2</w:t>
             </w:r>
           </w:p>
@@ -2564,14 +2807,21 @@
               <w:rPr>
                 <w:rFonts w:cs="Calibri"/>
               </w:rPr>
-              <w:t xml:space="preserve">Evidence of review and verification for SCOPE of IMS  </w:t>
-            </w:r>
-            <w:r>
-              <w:rPr>
-                <w:rFonts w:cs="Calibri"/>
-              </w:rPr>
-              <w:lastRenderedPageBreak/>
-              <w:t xml:space="preserve">management system </w:t>
+              <w:t xml:space="preserve">Evidence of review and verification for SCOPE of </w:t>
+            </w:r>
+            <w:proofErr w:type="gramStart"/>
+            <w:r>
+              <w:rPr>
+                <w:rFonts w:cs="Calibri"/>
+              </w:rPr>
+              <w:t>IMS  management</w:t>
+            </w:r>
+            <w:proofErr w:type="gramEnd"/>
+            <w:r>
+              <w:rPr>
+                <w:rFonts w:cs="Calibri"/>
+              </w:rPr>
+              <w:t xml:space="preserve"> system </w:t>
             </w:r>
           </w:p>
         </w:tc>
@@ -2588,7 +2838,6 @@
               </w:rPr>
             </w:pPr>
             <w:r>
-              <w:lastRenderedPageBreak/>
               <w:t>{{clause}}</w:t>
             </w:r>
           </w:p>
@@ -2637,6 +2886,1042 @@
                 <w:rFonts w:cs="Calibri"/>
                 <w:lang w:val="en-IN"/>
               </w:rPr>
+              <w:t>Replace according to the prompt</w:t>
+            </w:r>
+          </w:p>
+        </w:tc>
+      </w:tr>
+      <w:tr>
+        <w:tc>
+          <w:tcPr>
+            <w:tcW w:w="1014" w:type="dxa"/>
+          </w:tcPr>
+          <w:p>
+            <w:pPr>
+              <w:rPr>
+                <w:rFonts w:cs="Calibri"/>
+                <w:b/>
+              </w:rPr>
+            </w:pPr>
+            <w:r>
+              <w:rPr>
+                <w:rFonts w:cs="Calibri"/>
+                <w:b/>
+              </w:rPr>
+              <w:t>4.4</w:t>
+            </w:r>
+          </w:p>
+        </w:tc>
+        <w:tc>
+          <w:tcPr>
+            <w:tcW w:w="3016" w:type="dxa"/>
+          </w:tcPr>
+          <w:p>
+            <w:pPr>
+              <w:ind w:right="-108"/>
+              <w:rPr>
+                <w:rFonts w:cs="Calibri"/>
+              </w:rPr>
+            </w:pPr>
+            <w:r>
+              <w:rPr>
+                <w:rFonts w:cs="Calibri"/>
+              </w:rPr>
+              <w:t>Establishment of IMS System and Interaction of Processes</w:t>
+            </w:r>
+          </w:p>
+        </w:tc>
+        <w:tc>
+          <w:tcPr>
+            <w:tcW w:w="1053" w:type="dxa"/>
+          </w:tcPr>
+          <w:p>
+            <w:pPr>
+              <w:jc w:val="center"/>
+              <w:rPr>
+                <w:rFonts w:cs="Calibri"/>
+              </w:rPr>
+            </w:pPr>
+            <w:r>
+              <w:t>{{clause}}</w:t>
+            </w:r>
+          </w:p>
+        </w:tc>
+        <w:tc>
+          <w:tcPr>
+            <w:tcW w:w="4475" w:type="dxa"/>
+          </w:tcPr>
+          <w:p>
+            <w:pPr>
+              <w:jc w:val="both"/>
+              <w:rPr>
+                <w:bCs/>
+              </w:rPr>
+            </w:pPr>
+            <w:r>
+              <w:rPr>
+                <w:rFonts w:cs="Calibri"/>
+                <w:lang w:val="en-IN"/>
+              </w:rPr>
+              <w:t>Replace according to the prompt</w:t>
+            </w:r>
+          </w:p>
+        </w:tc>
+      </w:tr>
+      <w:tr>
+        <w:tc>
+          <w:tcPr>
+            <w:tcW w:w="1014" w:type="dxa"/>
+          </w:tcPr>
+          <w:p>
+            <w:pPr>
+              <w:rPr>
+                <w:rFonts w:cs="Calibri"/>
+                <w:b/>
+              </w:rPr>
+            </w:pPr>
+            <w:r>
+              <w:rPr>
+                <w:rFonts w:cs="Calibri"/>
+                <w:b/>
+              </w:rPr>
+              <w:t>5.1</w:t>
+            </w:r>
+          </w:p>
+        </w:tc>
+        <w:tc>
+          <w:tcPr>
+            <w:tcW w:w="3016" w:type="dxa"/>
+          </w:tcPr>
+          <w:p>
+            <w:pPr>
+              <w:ind w:right="-108"/>
+              <w:jc w:val="both"/>
+              <w:rPr>
+                <w:rFonts w:cs="Calibri"/>
+              </w:rPr>
+            </w:pPr>
+            <w:r>
+              <w:rPr>
+                <w:rFonts w:cs="Calibri"/>
+              </w:rPr>
+              <w:t xml:space="preserve">Demonstration of Top Management for Leadership and Commitment </w:t>
+            </w:r>
+            <w:proofErr w:type="spellStart"/>
+            <w:r>
+              <w:rPr>
+                <w:rFonts w:cs="Calibri"/>
+              </w:rPr>
+              <w:t>w.r.t.</w:t>
+            </w:r>
+            <w:proofErr w:type="spellEnd"/>
+            <w:r>
+              <w:rPr>
+                <w:rFonts w:cs="Calibri"/>
+              </w:rPr>
+              <w:t xml:space="preserve"> IMS, ensuring that legal obligations are determined, understood and met, risks/opportunities identified related to customer satisfaction are addressed</w:t>
+            </w:r>
+          </w:p>
+        </w:tc>
+        <w:tc>
+          <w:tcPr>
+            <w:tcW w:w="1053" w:type="dxa"/>
+          </w:tcPr>
+          <w:p>
+            <w:pPr>
+              <w:jc w:val="center"/>
+              <w:rPr>
+                <w:rFonts w:cs="Calibri"/>
+              </w:rPr>
+            </w:pPr>
+            <w:r>
+              <w:t>{{clause}}</w:t>
+            </w:r>
+          </w:p>
+        </w:tc>
+        <w:tc>
+          <w:tcPr>
+            <w:tcW w:w="4475" w:type="dxa"/>
+          </w:tcPr>
+          <w:p>
+            <w:pPr>
+              <w:jc w:val="both"/>
+              <w:rPr>
+                <w:bCs/>
+              </w:rPr>
+            </w:pPr>
+            <w:r>
+              <w:rPr>
+                <w:rFonts w:cs="Calibri"/>
+                <w:lang w:val="en-IN"/>
+              </w:rPr>
+              <w:t>Replace according to the prompt</w:t>
+            </w:r>
+          </w:p>
+        </w:tc>
+      </w:tr>
+      <w:tr>
+        <w:tc>
+          <w:tcPr>
+            <w:tcW w:w="1014" w:type="dxa"/>
+          </w:tcPr>
+          <w:p>
+            <w:pPr>
+              <w:jc w:val="both"/>
+              <w:rPr>
+                <w:rFonts w:cs="Calibri"/>
+                <w:b/>
+              </w:rPr>
+            </w:pPr>
+            <w:r>
+              <w:rPr>
+                <w:rFonts w:cs="Calibri"/>
+                <w:b/>
+              </w:rPr>
+              <w:t>5.2</w:t>
+            </w:r>
+          </w:p>
+        </w:tc>
+        <w:tc>
+          <w:tcPr>
+            <w:tcW w:w="3016" w:type="dxa"/>
+          </w:tcPr>
+          <w:p>
+            <w:pPr>
+              <w:ind w:right="-108"/>
+              <w:jc w:val="both"/>
+              <w:rPr>
+                <w:rFonts w:cs="Calibri"/>
+              </w:rPr>
+            </w:pPr>
+            <w:r>
+              <w:rPr>
+                <w:rFonts w:cs="Calibri"/>
+              </w:rPr>
+              <w:t>Evidence Occupational Health &amp; Safety POLICY has been reviewed and is consistent with intent of ISO45001:2018 (5.2)</w:t>
+            </w:r>
+          </w:p>
+        </w:tc>
+        <w:tc>
+          <w:tcPr>
+            <w:tcW w:w="1053" w:type="dxa"/>
+          </w:tcPr>
+          <w:p>
+            <w:pPr>
+              <w:jc w:val="center"/>
+              <w:rPr>
+                <w:rFonts w:ascii="Arial" w:hAnsi="Arial" w:cs="Arial"/>
+                <w:bCs/>
+              </w:rPr>
+            </w:pPr>
+            <w:r>
+              <w:t>{{clause}}</w:t>
+            </w:r>
+          </w:p>
+          <w:p>
+            <w:pPr>
+              <w:jc w:val="center"/>
+              <w:rPr>
+                <w:rFonts w:ascii="Arial" w:hAnsi="Arial" w:cs="Arial"/>
+                <w:bCs/>
+              </w:rPr>
+            </w:pPr>
+          </w:p>
+          <w:p>
+            <w:pPr>
+              <w:jc w:val="center"/>
+              <w:rPr>
+                <w:rFonts w:ascii="Arial" w:hAnsi="Arial" w:cs="Arial"/>
+                <w:bCs/>
+              </w:rPr>
+            </w:pPr>
+          </w:p>
+          <w:p>
+            <w:pPr>
+              <w:jc w:val="center"/>
+              <w:rPr>
+                <w:rFonts w:ascii="Arial" w:hAnsi="Arial" w:cs="Arial"/>
+                <w:bCs/>
+              </w:rPr>
+            </w:pPr>
+          </w:p>
+          <w:p>
+            <w:pPr>
+              <w:jc w:val="center"/>
+              <w:rPr>
+                <w:rFonts w:ascii="Arial" w:hAnsi="Arial" w:cs="Arial"/>
+                <w:bCs/>
+              </w:rPr>
+            </w:pPr>
+          </w:p>
+          <w:p>
+            <w:pPr>
+              <w:jc w:val="center"/>
+              <w:rPr>
+                <w:rFonts w:cs="Calibri"/>
+              </w:rPr>
+            </w:pPr>
+          </w:p>
+        </w:tc>
+        <w:tc>
+          <w:tcPr>
+            <w:tcW w:w="4475" w:type="dxa"/>
+          </w:tcPr>
+          <w:p>
+            <w:pPr>
+              <w:jc w:val="both"/>
+              <w:rPr>
+                <w:bCs/>
+              </w:rPr>
+            </w:pPr>
+            <w:r>
+              <w:rPr>
+                <w:rFonts w:cs="Calibri"/>
+                <w:lang w:val="en-IN"/>
+              </w:rPr>
+              <w:t>Replace according to the prompt</w:t>
+            </w:r>
+          </w:p>
+        </w:tc>
+      </w:tr>
+      <w:tr>
+        <w:tc>
+          <w:tcPr>
+            <w:tcW w:w="1014" w:type="dxa"/>
+          </w:tcPr>
+          <w:p>
+            <w:pPr>
+              <w:jc w:val="both"/>
+              <w:rPr>
+                <w:rFonts w:cs="Calibri"/>
+                <w:b/>
+              </w:rPr>
+            </w:pPr>
+            <w:r>
+              <w:rPr>
+                <w:rFonts w:cs="Calibri"/>
+                <w:b/>
+              </w:rPr>
+              <w:t>5.3</w:t>
+            </w:r>
+          </w:p>
+        </w:tc>
+        <w:tc>
+          <w:tcPr>
+            <w:tcW w:w="3016" w:type="dxa"/>
+          </w:tcPr>
+          <w:p>
+            <w:pPr>
+              <w:ind w:right="-108"/>
+              <w:jc w:val="both"/>
+              <w:rPr>
+                <w:rFonts w:cs="Calibri"/>
+              </w:rPr>
+            </w:pPr>
+            <w:r>
+              <w:rPr>
+                <w:rFonts w:cs="Calibri"/>
+              </w:rPr>
+              <w:t>Evidence that organizational ROLES, RESPONSIBILITIES &amp; AUTHORITIES have been appropriately assigned, resourced and communicated.</w:t>
+            </w:r>
+          </w:p>
+        </w:tc>
+        <w:tc>
+          <w:tcPr>
+            <w:tcW w:w="1053" w:type="dxa"/>
+          </w:tcPr>
+          <w:p>
+            <w:pPr>
+              <w:jc w:val="center"/>
+              <w:rPr>
+                <w:rFonts w:cs="Calibri"/>
+              </w:rPr>
+            </w:pPr>
+            <w:r>
+              <w:t>{{clause}}</w:t>
+            </w:r>
+          </w:p>
+        </w:tc>
+        <w:tc>
+          <w:tcPr>
+            <w:tcW w:w="4475" w:type="dxa"/>
+          </w:tcPr>
+          <w:p>
+            <w:pPr>
+              <w:rPr>
+                <w:rFonts w:cs="Calibri"/>
+              </w:rPr>
+            </w:pPr>
+            <w:r>
+              <w:rPr>
+                <w:rFonts w:cs="Calibri"/>
+                <w:lang w:val="en-IN"/>
+              </w:rPr>
+              <w:t>Replace according to the prompt</w:t>
+            </w:r>
+          </w:p>
+        </w:tc>
+      </w:tr>
+      <w:tr>
+        <w:tc>
+          <w:tcPr>
+            <w:tcW w:w="1014" w:type="dxa"/>
+          </w:tcPr>
+          <w:p>
+            <w:pPr>
+              <w:jc w:val="both"/>
+              <w:rPr>
+                <w:rFonts w:cs="Calibri"/>
+                <w:b/>
+              </w:rPr>
+            </w:pPr>
+            <w:r>
+              <w:rPr>
+                <w:rFonts w:cs="Calibri"/>
+                <w:b/>
+              </w:rPr>
+              <w:t>5.4</w:t>
+            </w:r>
+          </w:p>
+        </w:tc>
+        <w:tc>
+          <w:tcPr>
+            <w:tcW w:w="3016" w:type="dxa"/>
+          </w:tcPr>
+          <w:p>
+            <w:pPr>
+              <w:ind w:right="-108"/>
+              <w:jc w:val="both"/>
+              <w:rPr>
+                <w:rFonts w:cs="Calibri"/>
+              </w:rPr>
+            </w:pPr>
+            <w:r>
+              <w:rPr>
+                <w:rFonts w:cs="Calibri"/>
+              </w:rPr>
+              <w:t>Consultation and Participation of workers</w:t>
+            </w:r>
+          </w:p>
+        </w:tc>
+        <w:tc>
+          <w:tcPr>
+            <w:tcW w:w="1053" w:type="dxa"/>
+          </w:tcPr>
+          <w:p>
+            <w:pPr>
+              <w:rPr>
+                <w:rFonts w:cs="Calibri"/>
+              </w:rPr>
+            </w:pPr>
+            <w:r>
+              <w:t>{{clause}}</w:t>
+            </w:r>
+          </w:p>
+        </w:tc>
+        <w:tc>
+          <w:tcPr>
+            <w:tcW w:w="4475" w:type="dxa"/>
+          </w:tcPr>
+          <w:p>
+            <w:pPr>
+              <w:jc w:val="both"/>
+              <w:rPr>
+                <w:bCs/>
+                <w:lang w:val="en-IN"/>
+              </w:rPr>
+            </w:pPr>
+            <w:r>
+              <w:rPr>
+                <w:rFonts w:cs="Calibri"/>
+                <w:lang w:val="en-IN"/>
+              </w:rPr>
+              <w:t>Replace according to the prompt</w:t>
+            </w:r>
+          </w:p>
+        </w:tc>
+      </w:tr>
+      <w:tr>
+        <w:tc>
+          <w:tcPr>
+            <w:tcW w:w="1014" w:type="dxa"/>
+          </w:tcPr>
+          <w:p>
+            <w:pPr>
+              <w:jc w:val="both"/>
+              <w:rPr>
+                <w:rFonts w:cs="Calibri"/>
+                <w:b/>
+              </w:rPr>
+            </w:pPr>
+            <w:r>
+              <w:rPr>
+                <w:rFonts w:cs="Calibri"/>
+                <w:b/>
+              </w:rPr>
+              <w:t>6.1</w:t>
+            </w:r>
+          </w:p>
+        </w:tc>
+        <w:tc>
+          <w:tcPr>
+            <w:tcW w:w="3016" w:type="dxa"/>
+          </w:tcPr>
+          <w:p>
+            <w:pPr>
+              <w:ind w:right="-108"/>
+              <w:jc w:val="both"/>
+              <w:rPr>
+                <w:rFonts w:cs="Calibri"/>
+                <w:b/>
+              </w:rPr>
+            </w:pPr>
+            <w:r>
+              <w:rPr>
+                <w:rFonts w:cs="Calibri"/>
+                <w:b/>
+              </w:rPr>
+              <w:t xml:space="preserve">ACTIONS TO ADDRESS RISK &amp; </w:t>
+            </w:r>
+            <w:r>
+              <w:rPr>
+                <w:rFonts w:cs="Calibri"/>
+                <w:b/>
+              </w:rPr>
+              <w:lastRenderedPageBreak/>
+              <w:t>OPPORTUNITIES</w:t>
+            </w:r>
+          </w:p>
+        </w:tc>
+        <w:tc>
+          <w:tcPr>
+            <w:tcW w:w="1053" w:type="dxa"/>
+          </w:tcPr>
+          <w:p>
+            <w:pPr>
+              <w:rPr>
+                <w:rFonts w:cs="Calibri"/>
+              </w:rPr>
+            </w:pPr>
+            <w:r>
+              <w:lastRenderedPageBreak/>
+              <w:t>{{clause}}</w:t>
+            </w:r>
+          </w:p>
+        </w:tc>
+        <w:tc>
+          <w:tcPr>
+            <w:tcW w:w="4475" w:type="dxa"/>
+          </w:tcPr>
+          <w:p>
+            <w:pPr>
+              <w:rPr>
+                <w:rFonts w:cs="Calibri"/>
+              </w:rPr>
+            </w:pPr>
+            <w:r>
+              <w:rPr>
+                <w:rFonts w:cs="Calibri"/>
+                <w:lang w:val="en-IN"/>
+              </w:rPr>
+              <w:t>Replace according to the prompt</w:t>
+            </w:r>
+          </w:p>
+        </w:tc>
+      </w:tr>
+      <w:tr>
+        <w:tc>
+          <w:tcPr>
+            <w:tcW w:w="1014" w:type="dxa"/>
+          </w:tcPr>
+          <w:p>
+            <w:pPr>
+              <w:rPr>
+                <w:rFonts w:cs="Calibri"/>
+                <w:b/>
+              </w:rPr>
+            </w:pPr>
+            <w:r>
+              <w:rPr>
+                <w:rFonts w:cs="Calibri"/>
+                <w:b/>
+              </w:rPr>
+              <w:t>6.1.1</w:t>
+            </w:r>
+          </w:p>
+        </w:tc>
+        <w:tc>
+          <w:tcPr>
+            <w:tcW w:w="3016" w:type="dxa"/>
+          </w:tcPr>
+          <w:p>
+            <w:pPr>
+              <w:ind w:right="-108"/>
+              <w:jc w:val="both"/>
+              <w:rPr>
+                <w:rFonts w:cs="Calibri"/>
+              </w:rPr>
+            </w:pPr>
+            <w:r>
+              <w:rPr>
+                <w:rFonts w:cs="Calibri"/>
+              </w:rPr>
+              <w:t xml:space="preserve">Evidence that RISKS AND OPPPORTUNITIES related to QMS, EMS &amp; OH&amp;S hazards &amp; risks, compliance obligations and other issues have been identified and addressed. </w:t>
+            </w:r>
+          </w:p>
+        </w:tc>
+        <w:tc>
+          <w:tcPr>
+            <w:tcW w:w="1053" w:type="dxa"/>
+          </w:tcPr>
+          <w:p>
+            <w:pPr>
+              <w:rPr>
+                <w:rFonts w:ascii="Arial" w:hAnsi="Arial" w:cs="Arial"/>
+                <w:bCs/>
+              </w:rPr>
+            </w:pPr>
+            <w:r>
+              <w:t>{{clause}}</w:t>
+            </w:r>
+          </w:p>
+          <w:p>
+            <w:pPr>
+              <w:rPr>
+                <w:rFonts w:cs="Calibri"/>
+              </w:rPr>
+            </w:pPr>
+          </w:p>
+          <w:p>
+            <w:pPr>
+              <w:rPr>
+                <w:rFonts w:cs="Calibri"/>
+              </w:rPr>
+            </w:pPr>
+          </w:p>
+          <w:p>
+            <w:pPr>
+              <w:rPr>
+                <w:rFonts w:cs="Calibri"/>
+              </w:rPr>
+            </w:pPr>
+          </w:p>
+          <w:p>
+            <w:pPr>
+              <w:rPr>
+                <w:rFonts w:cs="Calibri"/>
+              </w:rPr>
+            </w:pPr>
+          </w:p>
+          <w:p>
+            <w:pPr>
+              <w:rPr>
+                <w:rFonts w:cs="Calibri"/>
+              </w:rPr>
+            </w:pPr>
+          </w:p>
+          <w:p>
+            <w:pPr>
+              <w:rPr>
+                <w:rFonts w:cs="Calibri"/>
+              </w:rPr>
+            </w:pPr>
+          </w:p>
+          <w:p>
+            <w:pPr>
+              <w:rPr>
+                <w:rFonts w:cs="Calibri"/>
+              </w:rPr>
+            </w:pPr>
+          </w:p>
+          <w:p>
+            <w:pPr>
+              <w:rPr>
+                <w:rFonts w:cs="Calibri"/>
+              </w:rPr>
+            </w:pPr>
+          </w:p>
+          <w:p>
+            <w:pPr>
+              <w:rPr>
+                <w:rFonts w:cs="Calibri"/>
+              </w:rPr>
+            </w:pPr>
+          </w:p>
+          <w:p>
+            <w:pPr>
+              <w:rPr>
+                <w:rFonts w:cs="Calibri"/>
+              </w:rPr>
+            </w:pPr>
+          </w:p>
+        </w:tc>
+        <w:tc>
+          <w:tcPr>
+            <w:tcW w:w="4475" w:type="dxa"/>
+          </w:tcPr>
+          <w:p>
+            <w:pPr>
+              <w:rPr>
+                <w:rFonts w:cs="Calibri"/>
+              </w:rPr>
+            </w:pPr>
+            <w:r>
+              <w:rPr>
+                <w:rFonts w:cs="Calibri"/>
+                <w:lang w:val="en-IN"/>
+              </w:rPr>
+              <w:t>Replace according to the prompt</w:t>
+            </w:r>
+          </w:p>
+        </w:tc>
+      </w:tr>
+      <w:tr>
+        <w:tc>
+          <w:tcPr>
+            <w:tcW w:w="1014" w:type="dxa"/>
+          </w:tcPr>
+          <w:p>
+            <w:pPr>
+              <w:rPr>
+                <w:rFonts w:cs="Calibri"/>
+                <w:b/>
+              </w:rPr>
+            </w:pPr>
+            <w:r>
+              <w:rPr>
+                <w:rFonts w:cs="Calibri"/>
+                <w:b/>
+              </w:rPr>
+              <w:t>6.1.2</w:t>
+            </w:r>
+          </w:p>
+        </w:tc>
+        <w:tc>
+          <w:tcPr>
+            <w:tcW w:w="3016" w:type="dxa"/>
+          </w:tcPr>
+          <w:p>
+            <w:pPr>
+              <w:ind w:right="-108"/>
+              <w:jc w:val="both"/>
+              <w:rPr>
+                <w:rFonts w:cs="Calibri"/>
+              </w:rPr>
+            </w:pPr>
+            <w:r>
+              <w:rPr>
+                <w:rFonts w:cs="Calibri"/>
+                <w:lang w:val="en-IN"/>
+              </w:rPr>
+              <w:t xml:space="preserve">Environmental Impact assessment including </w:t>
+            </w:r>
+            <w:r>
+              <w:rPr>
+                <w:rFonts w:cs="Calibri"/>
+              </w:rPr>
+              <w:t>Life Cycle Perspective, Hazard Identification Risk Assessment</w:t>
+            </w:r>
+          </w:p>
+        </w:tc>
+        <w:tc>
+          <w:tcPr>
+            <w:tcW w:w="1053" w:type="dxa"/>
+          </w:tcPr>
+          <w:p>
+            <w:pPr>
+              <w:rPr>
+                <w:rFonts w:ascii="Arial" w:hAnsi="Arial" w:cs="Arial"/>
+                <w:bCs/>
+              </w:rPr>
+            </w:pPr>
+            <w:r>
+              <w:t>{{clause}}</w:t>
+            </w:r>
+          </w:p>
+          <w:p>
+            <w:pPr>
+              <w:rPr>
+                <w:rFonts w:cs="Calibri"/>
+              </w:rPr>
+            </w:pPr>
+          </w:p>
+          <w:p>
+            <w:pPr>
+              <w:rPr>
+                <w:rFonts w:cs="Calibri"/>
+              </w:rPr>
+            </w:pPr>
+          </w:p>
+          <w:p>
+            <w:pPr>
+              <w:rPr>
+                <w:rFonts w:cs="Calibri"/>
+              </w:rPr>
+            </w:pPr>
+          </w:p>
+          <w:p>
+            <w:pPr>
+              <w:rPr>
+                <w:rFonts w:cs="Calibri"/>
+              </w:rPr>
+            </w:pPr>
+          </w:p>
+          <w:p>
+            <w:pPr>
+              <w:rPr>
+                <w:rFonts w:cs="Calibri"/>
+              </w:rPr>
+            </w:pPr>
+          </w:p>
+          <w:p>
+            <w:pPr>
+              <w:rPr>
+                <w:rFonts w:cs="Calibri"/>
+              </w:rPr>
+            </w:pPr>
+          </w:p>
+          <w:p>
+            <w:pPr>
+              <w:rPr>
+                <w:rFonts w:cs="Calibri"/>
+              </w:rPr>
+            </w:pPr>
+          </w:p>
+          <w:p>
+            <w:pPr>
+              <w:rPr>
+                <w:rFonts w:cs="Calibri"/>
+              </w:rPr>
+            </w:pPr>
+          </w:p>
+          <w:p>
+            <w:pPr>
+              <w:rPr>
+                <w:rFonts w:cs="Calibri"/>
+              </w:rPr>
+            </w:pPr>
+          </w:p>
+        </w:tc>
+        <w:tc>
+          <w:tcPr>
+            <w:tcW w:w="4475" w:type="dxa"/>
+          </w:tcPr>
+          <w:p>
+            <w:pPr>
+              <w:jc w:val="both"/>
+              <w:rPr>
+                <w:rFonts w:cs="Calibri"/>
+              </w:rPr>
+            </w:pPr>
+            <w:r>
+              <w:rPr>
+                <w:rFonts w:cs="Calibri"/>
+                <w:lang w:val="en-IN"/>
+              </w:rPr>
+              <w:t>Replace according to the prompt</w:t>
+            </w:r>
+          </w:p>
+        </w:tc>
+      </w:tr>
+      <w:tr>
+        <w:tc>
+          <w:tcPr>
+            <w:tcW w:w="1014" w:type="dxa"/>
+          </w:tcPr>
+          <w:p>
+            <w:pPr>
+              <w:rPr>
+                <w:rFonts w:cs="Calibri"/>
+                <w:b/>
+              </w:rPr>
+            </w:pPr>
+            <w:r>
+              <w:rPr>
+                <w:rFonts w:cs="Calibri"/>
+                <w:b/>
+                <w:highlight w:val="yellow"/>
+              </w:rPr>
+              <w:t>6.1.3</w:t>
+            </w:r>
+          </w:p>
+        </w:tc>
+        <w:tc>
+          <w:tcPr>
+            <w:tcW w:w="3016" w:type="dxa"/>
+          </w:tcPr>
+          <w:p>
+            <w:pPr>
+              <w:spacing w:before="240"/>
+              <w:ind w:right="-108"/>
+              <w:rPr>
+                <w:rFonts w:cs="Calibri"/>
+              </w:rPr>
+            </w:pPr>
+            <w:r>
+              <w:rPr>
+                <w:rFonts w:cs="Calibri"/>
+              </w:rPr>
+              <w:t>Determination of LEGAL REQUIREMENTS &amp; Other Requirements for IMS (</w:t>
+            </w:r>
+            <w:r>
+              <w:rPr>
+                <w:rFonts w:cs="Calibri"/>
+                <w:b/>
+                <w:sz w:val="20"/>
+                <w:szCs w:val="20"/>
+              </w:rPr>
+              <w:t>Compliance Obligations</w:t>
+            </w:r>
+            <w:r>
+              <w:rPr>
+                <w:rFonts w:cs="Calibri"/>
+              </w:rPr>
+              <w:t xml:space="preserve"> </w:t>
+            </w:r>
+          </w:p>
+          <w:p>
+            <w:pPr>
+              <w:spacing w:before="240"/>
+              <w:ind w:right="-108"/>
+              <w:rPr>
+                <w:rFonts w:cs="Calibri"/>
+              </w:rPr>
+            </w:pPr>
+          </w:p>
+          <w:p>
+            <w:pPr>
+              <w:spacing w:before="240"/>
+              <w:ind w:right="-108"/>
+              <w:rPr>
+                <w:rFonts w:cs="Calibri"/>
+              </w:rPr>
+            </w:pPr>
+          </w:p>
+        </w:tc>
+        <w:tc>
+          <w:tcPr>
+            <w:tcW w:w="1053" w:type="dxa"/>
+          </w:tcPr>
+          <w:p>
+            <w:pPr>
+              <w:rPr>
+                <w:rFonts w:ascii="Arial" w:hAnsi="Arial" w:cs="Arial"/>
+                <w:bCs/>
+              </w:rPr>
+            </w:pPr>
+            <w:r>
+              <w:lastRenderedPageBreak/>
+              <w:t>{{clause}}</w:t>
+            </w:r>
+          </w:p>
+          <w:p>
+            <w:pPr>
+              <w:rPr>
+                <w:rFonts w:cs="Calibri"/>
+              </w:rPr>
+            </w:pPr>
+          </w:p>
+          <w:p>
+            <w:pPr>
+              <w:rPr>
+                <w:rFonts w:cs="Calibri"/>
+              </w:rPr>
+            </w:pPr>
+          </w:p>
+          <w:p>
+            <w:pPr>
+              <w:rPr>
+                <w:rFonts w:cs="Calibri"/>
+              </w:rPr>
+            </w:pPr>
+          </w:p>
+          <w:p>
+            <w:pPr>
+              <w:rPr>
+                <w:rFonts w:cs="Calibri"/>
+              </w:rPr>
+            </w:pPr>
+          </w:p>
+          <w:p>
+            <w:pPr>
+              <w:rPr>
+                <w:rFonts w:cs="Calibri"/>
+              </w:rPr>
+            </w:pPr>
+          </w:p>
+          <w:p>
+            <w:pPr>
+              <w:rPr>
+                <w:rFonts w:cs="Calibri"/>
+              </w:rPr>
+            </w:pPr>
+          </w:p>
+          <w:p>
+            <w:pPr>
+              <w:rPr>
+                <w:rFonts w:cs="Calibri"/>
+              </w:rPr>
+            </w:pPr>
+          </w:p>
+          <w:p>
+            <w:pPr>
+              <w:rPr>
+                <w:rFonts w:cs="Calibri"/>
+              </w:rPr>
+            </w:pPr>
+          </w:p>
+          <w:p>
+            <w:pPr>
+              <w:rPr>
+                <w:rFonts w:cs="Calibri"/>
+              </w:rPr>
+            </w:pPr>
+          </w:p>
+          <w:p>
+            <w:pPr>
+              <w:rPr>
+                <w:rFonts w:cs="Calibri"/>
+              </w:rPr>
+            </w:pPr>
+          </w:p>
+          <w:p>
+            <w:pPr>
+              <w:rPr>
+                <w:rFonts w:cs="Calibri"/>
+              </w:rPr>
+            </w:pPr>
+          </w:p>
+          <w:p>
+            <w:pPr>
+              <w:rPr>
+                <w:rFonts w:cs="Calibri"/>
+              </w:rPr>
+            </w:pPr>
+          </w:p>
+        </w:tc>
+        <w:tc>
+          <w:tcPr>
+            <w:tcW w:w="4475" w:type="dxa"/>
+          </w:tcPr>
+          <w:p>
+            <w:pPr>
+              <w:pStyle w:val="ListParagraph"/>
+              <w:ind w:left="0"/>
+              <w:jc w:val="both"/>
+              <w:rPr>
+                <w:rFonts w:ascii="Times New Roman" w:hAnsi="Times New Roman"/>
+                <w:bCs/>
+                <w:sz w:val="24"/>
+                <w:szCs w:val="24"/>
+                <w:lang w:val="en-IN"/>
+              </w:rPr>
+            </w:pPr>
+            <w:r>
+              <w:rPr>
+                <w:rFonts w:cs="Calibri"/>
+                <w:lang w:val="en-IN"/>
+              </w:rPr>
               <w:lastRenderedPageBreak/>
               <w:t>Replace according to the prompt</w:t>
             </w:r>
@@ -2660,7 +3945,7 @@
                 <w:rFonts w:cs="Calibri"/>
                 <w:b/>
               </w:rPr>
-              <w:t>4.4</w:t>
+              <w:t>6.1.4</w:t>
             </w:r>
           </w:p>
         </w:tc>
@@ -2671,15 +3956,16 @@
           <w:p>
             <w:pPr>
               <w:ind w:right="-108"/>
-              <w:rPr>
-                <w:rFonts w:cs="Calibri"/>
-              </w:rPr>
-            </w:pPr>
-            <w:r>
-              <w:rPr>
-                <w:rFonts w:cs="Calibri"/>
-              </w:rPr>
-              <w:t>Establishment of IMS System and Interaction of Processes</w:t>
+              <w:jc w:val="both"/>
+              <w:rPr>
+                <w:rFonts w:cs="Calibri"/>
+              </w:rPr>
+            </w:pPr>
+            <w:r>
+              <w:rPr>
+                <w:rFonts w:cs="Calibri"/>
+              </w:rPr>
+              <w:t xml:space="preserve">Evidence that the organizations planning takes into consideration actions to address:  Significant Environment aspect/ significant OH&amp;S hazards &amp; risks; compliance obligations; risks and opportunities </w:t>
             </w:r>
           </w:p>
         </w:tc>
@@ -2689,7 +3975,6 @@
           </w:tcPr>
           <w:p>
             <w:pPr>
-              <w:jc w:val="center"/>
               <w:rPr>
                 <w:rFonts w:cs="Calibri"/>
               </w:rPr>
@@ -2707,7 +3992,8 @@
             <w:pPr>
               <w:jc w:val="both"/>
               <w:rPr>
-                <w:bCs/>
+                <w:rFonts w:cs="Calibri"/>
+                <w:lang w:val="en-IN"/>
               </w:rPr>
             </w:pPr>
             <w:r>
@@ -2717,6 +4003,15 @@
               </w:rPr>
               <w:t>Replace according to the prompt</w:t>
             </w:r>
+          </w:p>
+          <w:p>
+            <w:pPr>
+              <w:jc w:val="both"/>
+              <w:rPr>
+                <w:rFonts w:cs="Calibri"/>
+                <w:lang w:val="en-IN"/>
+              </w:rPr>
+            </w:pPr>
           </w:p>
         </w:tc>
       </w:tr>
@@ -2737,7 +4032,7 @@
                 <w:rFonts w:cs="Calibri"/>
                 <w:b/>
               </w:rPr>
-              <w:t>5.1</w:t>
+              <w:t>6.2.1</w:t>
             </w:r>
           </w:p>
         </w:tc>
@@ -2747,6 +4042,32 @@
           </w:tcPr>
           <w:p>
             <w:pPr>
+              <w:jc w:val="both"/>
+              <w:rPr>
+                <w:rFonts w:cs="Calibri"/>
+                <w:b/>
+                <w:sz w:val="20"/>
+                <w:szCs w:val="20"/>
+              </w:rPr>
+            </w:pPr>
+            <w:r>
+              <w:rPr>
+                <w:rFonts w:cs="Calibri"/>
+                <w:b/>
+                <w:sz w:val="20"/>
+                <w:szCs w:val="20"/>
+              </w:rPr>
+              <w:t>6.</w:t>
+            </w:r>
+            <w:r>
+              <w:rPr>
+                <w:rFonts w:cs="Calibri"/>
+              </w:rPr>
+              <w:t>2 (6.2.1 &amp; 6.2.2) Establishment of IMS Objectives and Action Plan for achieving these Objectives and any change in planning</w:t>
+            </w:r>
+          </w:p>
+          <w:p>
+            <w:pPr>
               <w:ind w:right="-108"/>
               <w:jc w:val="both"/>
               <w:rPr>
@@ -2757,7 +4078,41 @@
               <w:rPr>
                 <w:rFonts w:cs="Calibri"/>
               </w:rPr>
-              <w:t>Demonstration of Top Management for Leadership and Commitment w.r.t. IMS, ensuring that legal obligations are determined, understood and met, risks/opportunities identified related to customer satisfaction are addressed</w:t>
+              <w:t>Evidence that OH&amp;S OBJECTIVES have been established that are consistent with the OH&amp;</w:t>
+            </w:r>
+            <w:proofErr w:type="gramStart"/>
+            <w:r>
+              <w:rPr>
+                <w:rFonts w:cs="Calibri"/>
+              </w:rPr>
+              <w:t>S  policy</w:t>
+            </w:r>
+            <w:proofErr w:type="gramEnd"/>
+            <w:r>
+              <w:rPr>
+                <w:rFonts w:cs="Calibri"/>
+              </w:rPr>
+              <w:t xml:space="preserve">, are MEASURABLE, MONITORED, COMMUNICATED &amp; UPDATED as appropriate </w:t>
+            </w:r>
+            <w:r>
+              <w:rPr>
+                <w:rFonts w:cs="Calibri"/>
+                <w:lang w:val="en-IN"/>
+              </w:rPr>
+              <w:t xml:space="preserve"> </w:t>
+            </w:r>
+            <w:r>
+              <w:rPr>
+                <w:rFonts w:cs="Calibri"/>
+              </w:rPr>
+              <w:t xml:space="preserve">Evidence of planning actions to achieve QMS/EMS/OH&amp;S OBJECTIVES, including:  WHAT will be done; what RESOURCES will be </w:t>
+            </w:r>
+            <w:r>
+              <w:rPr>
+                <w:rFonts w:cs="Calibri"/>
+              </w:rPr>
+              <w:lastRenderedPageBreak/>
+              <w:t>required; WHO will be responsible; WHEN it will be completed; HOW results will be evaluated, including indicators for monitoring progress</w:t>
             </w:r>
           </w:p>
         </w:tc>
@@ -2767,15 +4122,100 @@
           </w:tcPr>
           <w:p>
             <w:pPr>
-              <w:jc w:val="center"/>
-              <w:rPr>
-                <w:rFonts w:cs="Calibri"/>
-              </w:rPr>
-            </w:pPr>
-            <w:r>
+              <w:rPr>
+                <w:rFonts w:ascii="Arial" w:hAnsi="Arial" w:cs="Arial"/>
+                <w:bCs/>
+              </w:rPr>
+            </w:pPr>
+            <w:r>
+              <w:lastRenderedPageBreak/>
               <w:t>{{clause}}</w:t>
             </w:r>
           </w:p>
+          <w:p>
+            <w:pPr>
+              <w:rPr>
+                <w:rFonts w:cs="Calibri"/>
+              </w:rPr>
+            </w:pPr>
+          </w:p>
+          <w:p>
+            <w:pPr>
+              <w:rPr>
+                <w:rFonts w:cs="Calibri"/>
+              </w:rPr>
+            </w:pPr>
+          </w:p>
+          <w:p>
+            <w:pPr>
+              <w:rPr>
+                <w:rFonts w:cs="Calibri"/>
+              </w:rPr>
+            </w:pPr>
+          </w:p>
+          <w:p>
+            <w:pPr>
+              <w:rPr>
+                <w:rFonts w:cs="Calibri"/>
+              </w:rPr>
+            </w:pPr>
+          </w:p>
+          <w:p>
+            <w:pPr>
+              <w:rPr>
+                <w:rFonts w:cs="Calibri"/>
+              </w:rPr>
+            </w:pPr>
+          </w:p>
+          <w:p>
+            <w:pPr>
+              <w:rPr>
+                <w:rFonts w:cs="Calibri"/>
+              </w:rPr>
+            </w:pPr>
+          </w:p>
+          <w:p>
+            <w:pPr>
+              <w:rPr>
+                <w:rFonts w:cs="Calibri"/>
+              </w:rPr>
+            </w:pPr>
+          </w:p>
+          <w:p>
+            <w:pPr>
+              <w:rPr>
+                <w:rFonts w:cs="Calibri"/>
+              </w:rPr>
+            </w:pPr>
+          </w:p>
+          <w:p>
+            <w:pPr>
+              <w:rPr>
+                <w:rFonts w:cs="Calibri"/>
+              </w:rPr>
+            </w:pPr>
+          </w:p>
+          <w:p>
+            <w:pPr>
+              <w:rPr>
+                <w:rFonts w:cs="Calibri"/>
+              </w:rPr>
+            </w:pPr>
+          </w:p>
+          <w:p>
+            <w:pPr>
+              <w:rPr>
+                <w:rFonts w:cs="Calibri"/>
+              </w:rPr>
+            </w:pPr>
+          </w:p>
+          <w:p>
+            <w:pPr>
+              <w:rPr>
+                <w:rFonts w:cs="Calibri"/>
+              </w:rPr>
+            </w:pPr>
+          </w:p>
         </w:tc>
         <w:tc>
           <w:tcPr>
@@ -2785,15 +4225,15 @@
             <w:pPr>
               <w:jc w:val="both"/>
               <w:rPr>
-                <w:bCs/>
-              </w:rPr>
-            </w:pPr>
-            <w:r>
-              <w:rPr>
-                <w:rFonts w:cs="Calibri"/>
-                <w:lang w:val="en-IN"/>
-              </w:rPr>
-              <w:t>Replace according to the prompt</w:t>
+                <w:rFonts w:cs="Calibri"/>
+              </w:rPr>
+            </w:pPr>
+            <w:r>
+              <w:rPr>
+                <w:rFonts w:cs="Calibri"/>
+              </w:rPr>
+              <w:lastRenderedPageBreak/>
+              <w:t>Answer all questions according to the prompt</w:t>
             </w:r>
           </w:p>
         </w:tc>
@@ -2805,18 +4245,17 @@
           </w:tcPr>
           <w:p>
             <w:pPr>
-              <w:jc w:val="both"/>
-              <w:rPr>
-                <w:rFonts w:cs="Calibri"/>
-                <w:b/>
-              </w:rPr>
-            </w:pPr>
-            <w:r>
-              <w:rPr>
-                <w:rFonts w:cs="Calibri"/>
-                <w:b/>
-              </w:rPr>
-              <w:t>5.2</w:t>
+              <w:rPr>
+                <w:rFonts w:cs="Calibri"/>
+                <w:b/>
+              </w:rPr>
+            </w:pPr>
+            <w:r>
+              <w:rPr>
+                <w:rFonts w:cs="Calibri"/>
+                <w:b/>
+              </w:rPr>
+              <w:t>7.1</w:t>
             </w:r>
           </w:p>
         </w:tc>
@@ -2836,7 +4275,22 @@
               <w:rPr>
                 <w:rFonts w:cs="Calibri"/>
               </w:rPr>
-              <w:t>Evidence Occupational Health &amp; Safety POLICY has been reviewed and is consistent with intent of ISO45001:2018 (5.2)</w:t>
+              <w:t>Determination of Appropriate Resources needed for Effective Implementation, maintenance and Continual Improvement of IMS</w:t>
+            </w:r>
+          </w:p>
+          <w:p>
+            <w:pPr>
+              <w:ind w:right="-108"/>
+              <w:jc w:val="both"/>
+              <w:rPr>
+                <w:rFonts w:cs="Calibri"/>
+              </w:rPr>
+            </w:pPr>
+            <w:r>
+              <w:rPr>
+                <w:rFonts w:cs="Calibri"/>
+              </w:rPr>
+              <w:t>(Evidence that the organization has determined and provided RESOURCES needed for the establishment, implementation, maintenance and continual improvement of QMS/EMS/OHSMS)</w:t>
             </w:r>
           </w:p>
         </w:tc>
@@ -2846,7 +4300,6 @@
           </w:tcPr>
           <w:p>
             <w:pPr>
-              <w:jc w:val="center"/>
               <w:rPr>
                 <w:rFonts w:ascii="Arial" w:hAnsi="Arial" w:cs="Arial"/>
                 <w:bCs/>
@@ -2858,43 +4311,41 @@
           </w:p>
           <w:p>
             <w:pPr>
-              <w:jc w:val="center"/>
-              <w:rPr>
-                <w:rFonts w:ascii="Arial" w:hAnsi="Arial" w:cs="Arial"/>
-                <w:bCs/>
-              </w:rPr>
-            </w:pPr>
-          </w:p>
-          <w:p>
-            <w:pPr>
-              <w:jc w:val="center"/>
-              <w:rPr>
-                <w:rFonts w:ascii="Arial" w:hAnsi="Arial" w:cs="Arial"/>
-                <w:bCs/>
-              </w:rPr>
-            </w:pPr>
-          </w:p>
-          <w:p>
-            <w:pPr>
-              <w:jc w:val="center"/>
-              <w:rPr>
-                <w:rFonts w:ascii="Arial" w:hAnsi="Arial" w:cs="Arial"/>
-                <w:bCs/>
-              </w:rPr>
-            </w:pPr>
-          </w:p>
-          <w:p>
-            <w:pPr>
-              <w:jc w:val="center"/>
-              <w:rPr>
-                <w:rFonts w:ascii="Arial" w:hAnsi="Arial" w:cs="Arial"/>
-                <w:bCs/>
-              </w:rPr>
-            </w:pPr>
-          </w:p>
-          <w:p>
-            <w:pPr>
-              <w:jc w:val="center"/>
+              <w:rPr>
+                <w:rFonts w:cs="Calibri"/>
+              </w:rPr>
+            </w:pPr>
+          </w:p>
+          <w:p>
+            <w:pPr>
+              <w:rPr>
+                <w:rFonts w:cs="Calibri"/>
+              </w:rPr>
+            </w:pPr>
+          </w:p>
+          <w:p>
+            <w:pPr>
+              <w:rPr>
+                <w:rFonts w:cs="Calibri"/>
+              </w:rPr>
+            </w:pPr>
+          </w:p>
+          <w:p>
+            <w:pPr>
+              <w:rPr>
+                <w:rFonts w:cs="Calibri"/>
+              </w:rPr>
+            </w:pPr>
+          </w:p>
+          <w:p>
+            <w:pPr>
+              <w:rPr>
+                <w:rFonts w:cs="Calibri"/>
+              </w:rPr>
+            </w:pPr>
+          </w:p>
+          <w:p>
+            <w:pPr>
               <w:rPr>
                 <w:rFonts w:cs="Calibri"/>
               </w:rPr>
@@ -2909,7 +4360,8 @@
             <w:pPr>
               <w:jc w:val="both"/>
               <w:rPr>
-                <w:bCs/>
+                <w:rFonts w:cs="Calibri"/>
+                <w:lang w:val="en-IN"/>
               </w:rPr>
             </w:pPr>
             <w:r>
@@ -2919,6 +4371,16 @@
               </w:rPr>
               <w:t>Replace according to the prompt</w:t>
             </w:r>
+          </w:p>
+          <w:p>
+            <w:pPr>
+              <w:jc w:val="both"/>
+              <w:rPr>
+                <w:rFonts w:cs="Calibri"/>
+                <w:bCs/>
+                <w:lang w:val="en-IN"/>
+              </w:rPr>
+            </w:pPr>
           </w:p>
         </w:tc>
       </w:tr>
@@ -2929,18 +4391,17 @@
           </w:tcPr>
           <w:p>
             <w:pPr>
-              <w:jc w:val="both"/>
-              <w:rPr>
-                <w:rFonts w:cs="Calibri"/>
-                <w:b/>
-              </w:rPr>
-            </w:pPr>
-            <w:r>
-              <w:rPr>
-                <w:rFonts w:cs="Calibri"/>
-                <w:b/>
-              </w:rPr>
-              <w:t>5.3</w:t>
+              <w:rPr>
+                <w:rFonts w:cs="Calibri"/>
+                <w:b/>
+              </w:rPr>
+            </w:pPr>
+            <w:r>
+              <w:rPr>
+                <w:rFonts w:cs="Calibri"/>
+                <w:b/>
+              </w:rPr>
+              <w:t>7.2</w:t>
             </w:r>
           </w:p>
         </w:tc>
@@ -2960,7 +4421,7 @@
               <w:rPr>
                 <w:rFonts w:cs="Calibri"/>
               </w:rPr>
-              <w:t>Evidence that organizational ROLES, RESPONSIBILITIES &amp; AUTHORITIES have been appropriately assigned, resourced and communicated.</w:t>
+              <w:t xml:space="preserve">Evidence: organization has a process in place to determine necessary COMPETENCE, necessary training and documented information to support competence supporting requirements of IMS. </w:t>
             </w:r>
           </w:p>
         </w:tc>
@@ -2970,7 +4431,6 @@
           </w:tcPr>
           <w:p>
             <w:pPr>
-              <w:jc w:val="center"/>
               <w:rPr>
                 <w:rFonts w:cs="Calibri"/>
               </w:rPr>
@@ -2988,6 +4448,7 @@
             <w:pPr>
               <w:rPr>
                 <w:rFonts w:cs="Calibri"/>
+                <w:lang w:val="en-IN"/>
               </w:rPr>
             </w:pPr>
             <w:r>
@@ -2997,6 +4458,14 @@
               </w:rPr>
               <w:t>Replace according to the prompt</w:t>
             </w:r>
+          </w:p>
+          <w:p>
+            <w:pPr>
+              <w:rPr>
+                <w:bCs/>
+                <w:lang w:val="en-IN"/>
+              </w:rPr>
+            </w:pPr>
           </w:p>
         </w:tc>
       </w:tr>
@@ -3007,18 +4476,17 @@
           </w:tcPr>
           <w:p>
             <w:pPr>
-              <w:jc w:val="both"/>
-              <w:rPr>
-                <w:rFonts w:cs="Calibri"/>
-                <w:b/>
-              </w:rPr>
-            </w:pPr>
-            <w:r>
-              <w:rPr>
-                <w:rFonts w:cs="Calibri"/>
-                <w:b/>
-              </w:rPr>
-              <w:t>5.4</w:t>
+              <w:rPr>
+                <w:rFonts w:cs="Calibri"/>
+                <w:b/>
+              </w:rPr>
+            </w:pPr>
+            <w:r>
+              <w:rPr>
+                <w:rFonts w:cs="Calibri"/>
+                <w:b/>
+              </w:rPr>
+              <w:t>7.3</w:t>
             </w:r>
           </w:p>
         </w:tc>
@@ -3038,7 +4506,21 @@
               <w:rPr>
                 <w:rFonts w:cs="Calibri"/>
               </w:rPr>
-              <w:t>Consultation and Participation of workers</w:t>
+              <w:t>Documented information supporting AWARENESS of persons working under the organizations control of IMS policy; Risk, significant Aspect / OH&amp;</w:t>
+            </w:r>
+            <w:proofErr w:type="gramStart"/>
+            <w:r>
+              <w:rPr>
+                <w:rFonts w:cs="Calibri"/>
+              </w:rPr>
+              <w:t>S  hazards</w:t>
+            </w:r>
+            <w:proofErr w:type="gramEnd"/>
+            <w:r>
+              <w:rPr>
+                <w:rFonts w:cs="Calibri"/>
+              </w:rPr>
+              <w:t xml:space="preserve"> &amp; risks; their contribution toward an effective IMS; understanding the benefits of enhanced IMS  performance and implications of not conforming with IMS and fulfilling compliance obligations </w:t>
             </w:r>
           </w:p>
         </w:tc>
@@ -3063,9 +4545,8 @@
           </w:tcPr>
           <w:p>
             <w:pPr>
-              <w:jc w:val="both"/>
-              <w:rPr>
-                <w:bCs/>
+              <w:rPr>
+                <w:rFonts w:cs="Calibri"/>
                 <w:lang w:val="en-IN"/>
               </w:rPr>
             </w:pPr>
@@ -3076,6 +4557,13 @@
               </w:rPr>
               <w:t>Replace according to the prompt</w:t>
             </w:r>
+          </w:p>
+          <w:p>
+            <w:pPr>
+              <w:rPr>
+                <w:bCs/>
+              </w:rPr>
+            </w:pPr>
           </w:p>
         </w:tc>
       </w:tr>
@@ -3086,18 +4574,17 @@
           </w:tcPr>
           <w:p>
             <w:pPr>
-              <w:jc w:val="both"/>
-              <w:rPr>
-                <w:rFonts w:cs="Calibri"/>
-                <w:b/>
-              </w:rPr>
-            </w:pPr>
-            <w:r>
-              <w:rPr>
-                <w:rFonts w:cs="Calibri"/>
-                <w:b/>
-              </w:rPr>
-              <w:t>6.1</w:t>
+              <w:rPr>
+                <w:rFonts w:cs="Calibri"/>
+                <w:b/>
+              </w:rPr>
+            </w:pPr>
+            <w:r>
+              <w:rPr>
+                <w:rFonts w:cs="Calibri"/>
+                <w:b/>
+              </w:rPr>
+              <w:t>7.4</w:t>
             </w:r>
           </w:p>
         </w:tc>
@@ -3108,18 +4595,36 @@
           <w:p>
             <w:pPr>
               <w:ind w:right="-108"/>
-              <w:jc w:val="both"/>
-              <w:rPr>
-                <w:rFonts w:cs="Calibri"/>
-                <w:b/>
-              </w:rPr>
-            </w:pPr>
-            <w:r>
-              <w:rPr>
-                <w:rFonts w:cs="Calibri"/>
-                <w:b/>
-              </w:rPr>
-              <w:t>ACTIONS TO ADDRESS RISK &amp; OPPORTUNITIES</w:t>
+              <w:rPr>
+                <w:rFonts w:cs="Calibri"/>
+              </w:rPr>
+            </w:pPr>
+            <w:r>
+              <w:rPr>
+                <w:rFonts w:cs="Calibri"/>
+              </w:rPr>
+              <w:t xml:space="preserve">Evidence that </w:t>
+            </w:r>
+            <w:proofErr w:type="gramStart"/>
+            <w:r>
+              <w:rPr>
+                <w:rFonts w:cs="Calibri"/>
+              </w:rPr>
+              <w:t>process</w:t>
+            </w:r>
+            <w:proofErr w:type="gramEnd"/>
+            <w:r>
+              <w:rPr>
+                <w:rFonts w:cs="Calibri"/>
+              </w:rPr>
+              <w:t xml:space="preserve"> for INTERNAL &amp; EXETERNAL </w:t>
+            </w:r>
+            <w:r>
+              <w:rPr>
+                <w:rFonts w:cs="Calibri"/>
+              </w:rPr>
+              <w:lastRenderedPageBreak/>
+              <w:t>COMMUNICATIONS has been established consistent with IMS</w:t>
             </w:r>
           </w:p>
         </w:tc>
@@ -3134,6 +4639,7 @@
               </w:rPr>
             </w:pPr>
             <w:r>
+              <w:lastRenderedPageBreak/>
               <w:t>{{clause}}</w:t>
             </w:r>
           </w:p>
@@ -3146,6 +4652,7 @@
             <w:pPr>
               <w:rPr>
                 <w:rFonts w:cs="Calibri"/>
+                <w:lang w:val="en-IN"/>
               </w:rPr>
             </w:pPr>
             <w:r>
@@ -3155,6 +4662,13 @@
               </w:rPr>
               <w:t>Replace according to the prompt</w:t>
             </w:r>
+          </w:p>
+          <w:p>
+            <w:pPr>
+              <w:rPr>
+                <w:rFonts w:cs="Calibri"/>
+              </w:rPr>
+            </w:pPr>
           </w:p>
         </w:tc>
       </w:tr>
@@ -3175,1208 +4689,7 @@
                 <w:rFonts w:cs="Calibri"/>
                 <w:b/>
               </w:rPr>
-              <w:t>6.1.1</w:t>
-            </w:r>
-          </w:p>
-        </w:tc>
-        <w:tc>
-          <w:tcPr>
-            <w:tcW w:w="3016" w:type="dxa"/>
-          </w:tcPr>
-          <w:p>
-            <w:pPr>
-              <w:ind w:right="-108"/>
-              <w:jc w:val="both"/>
-              <w:rPr>
-                <w:rFonts w:cs="Calibri"/>
-              </w:rPr>
-            </w:pPr>
-            <w:r>
-              <w:rPr>
-                <w:rFonts w:cs="Calibri"/>
-              </w:rPr>
-              <w:t xml:space="preserve">Evidence that RISKS AND OPPPORTUNITIES related to QMS, EMS &amp; OH&amp;S hazards &amp; risks, compliance obligations and other issues have been </w:t>
-            </w:r>
-            <w:r>
-              <w:rPr>
-                <w:rFonts w:cs="Calibri"/>
-              </w:rPr>
               <w:lastRenderedPageBreak/>
-              <w:t xml:space="preserve">identified and addressed. </w:t>
-            </w:r>
-          </w:p>
-        </w:tc>
-        <w:tc>
-          <w:tcPr>
-            <w:tcW w:w="1053" w:type="dxa"/>
-          </w:tcPr>
-          <w:p>
-            <w:pPr>
-              <w:rPr>
-                <w:rFonts w:ascii="Arial" w:hAnsi="Arial" w:cs="Arial"/>
-                <w:bCs/>
-              </w:rPr>
-            </w:pPr>
-            <w:r>
-              <w:lastRenderedPageBreak/>
-              <w:t>{{clause}}</w:t>
-            </w:r>
-          </w:p>
-          <w:p>
-            <w:pPr>
-              <w:rPr>
-                <w:rFonts w:cs="Calibri"/>
-              </w:rPr>
-            </w:pPr>
-          </w:p>
-          <w:p>
-            <w:pPr>
-              <w:rPr>
-                <w:rFonts w:cs="Calibri"/>
-              </w:rPr>
-            </w:pPr>
-          </w:p>
-          <w:p>
-            <w:pPr>
-              <w:rPr>
-                <w:rFonts w:cs="Calibri"/>
-              </w:rPr>
-            </w:pPr>
-          </w:p>
-          <w:p>
-            <w:pPr>
-              <w:rPr>
-                <w:rFonts w:cs="Calibri"/>
-              </w:rPr>
-            </w:pPr>
-          </w:p>
-          <w:p>
-            <w:pPr>
-              <w:rPr>
-                <w:rFonts w:cs="Calibri"/>
-              </w:rPr>
-            </w:pPr>
-          </w:p>
-          <w:p>
-            <w:pPr>
-              <w:rPr>
-                <w:rFonts w:cs="Calibri"/>
-              </w:rPr>
-            </w:pPr>
-          </w:p>
-          <w:p>
-            <w:pPr>
-              <w:rPr>
-                <w:rFonts w:cs="Calibri"/>
-              </w:rPr>
-            </w:pPr>
-          </w:p>
-          <w:p>
-            <w:pPr>
-              <w:rPr>
-                <w:rFonts w:cs="Calibri"/>
-              </w:rPr>
-            </w:pPr>
-          </w:p>
-          <w:p>
-            <w:pPr>
-              <w:rPr>
-                <w:rFonts w:cs="Calibri"/>
-              </w:rPr>
-            </w:pPr>
-          </w:p>
-          <w:p>
-            <w:pPr>
-              <w:rPr>
-                <w:rFonts w:cs="Calibri"/>
-              </w:rPr>
-            </w:pPr>
-          </w:p>
-        </w:tc>
-        <w:tc>
-          <w:tcPr>
-            <w:tcW w:w="4475" w:type="dxa"/>
-          </w:tcPr>
-          <w:p>
-            <w:pPr>
-              <w:rPr>
-                <w:rFonts w:cs="Calibri"/>
-              </w:rPr>
-            </w:pPr>
-            <w:r>
-              <w:rPr>
-                <w:rFonts w:cs="Calibri"/>
-                <w:lang w:val="en-IN"/>
-              </w:rPr>
-              <w:lastRenderedPageBreak/>
-              <w:t>Replace according to the prompt</w:t>
-            </w:r>
-          </w:p>
-        </w:tc>
-      </w:tr>
-      <w:tr>
-        <w:tc>
-          <w:tcPr>
-            <w:tcW w:w="1014" w:type="dxa"/>
-          </w:tcPr>
-          <w:p>
-            <w:pPr>
-              <w:rPr>
-                <w:rFonts w:cs="Calibri"/>
-                <w:b/>
-              </w:rPr>
-            </w:pPr>
-            <w:r>
-              <w:rPr>
-                <w:rFonts w:cs="Calibri"/>
-                <w:b/>
-              </w:rPr>
-              <w:t>6.1.2</w:t>
-            </w:r>
-          </w:p>
-        </w:tc>
-        <w:tc>
-          <w:tcPr>
-            <w:tcW w:w="3016" w:type="dxa"/>
-          </w:tcPr>
-          <w:p>
-            <w:pPr>
-              <w:ind w:right="-108"/>
-              <w:jc w:val="both"/>
-              <w:rPr>
-                <w:rFonts w:cs="Calibri"/>
-              </w:rPr>
-            </w:pPr>
-            <w:r>
-              <w:rPr>
-                <w:rFonts w:cs="Calibri"/>
-                <w:lang w:val="en-IN"/>
-              </w:rPr>
-              <w:t xml:space="preserve">Environmental Impact assessment including </w:t>
-            </w:r>
-            <w:r>
-              <w:rPr>
-                <w:rFonts w:cs="Calibri"/>
-              </w:rPr>
-              <w:t>Life Cycle Perspective, Hazard Identification Risk Assessment</w:t>
-            </w:r>
-          </w:p>
-        </w:tc>
-        <w:tc>
-          <w:tcPr>
-            <w:tcW w:w="1053" w:type="dxa"/>
-          </w:tcPr>
-          <w:p>
-            <w:pPr>
-              <w:rPr>
-                <w:rFonts w:ascii="Arial" w:hAnsi="Arial" w:cs="Arial"/>
-                <w:bCs/>
-              </w:rPr>
-            </w:pPr>
-            <w:r>
-              <w:t>{{clause}}</w:t>
-            </w:r>
-          </w:p>
-          <w:p>
-            <w:pPr>
-              <w:rPr>
-                <w:rFonts w:cs="Calibri"/>
-              </w:rPr>
-            </w:pPr>
-          </w:p>
-          <w:p>
-            <w:pPr>
-              <w:rPr>
-                <w:rFonts w:cs="Calibri"/>
-              </w:rPr>
-            </w:pPr>
-          </w:p>
-          <w:p>
-            <w:pPr>
-              <w:rPr>
-                <w:rFonts w:cs="Calibri"/>
-              </w:rPr>
-            </w:pPr>
-          </w:p>
-          <w:p>
-            <w:pPr>
-              <w:rPr>
-                <w:rFonts w:cs="Calibri"/>
-              </w:rPr>
-            </w:pPr>
-          </w:p>
-          <w:p>
-            <w:pPr>
-              <w:rPr>
-                <w:rFonts w:cs="Calibri"/>
-              </w:rPr>
-            </w:pPr>
-          </w:p>
-          <w:p>
-            <w:pPr>
-              <w:rPr>
-                <w:rFonts w:cs="Calibri"/>
-              </w:rPr>
-            </w:pPr>
-          </w:p>
-          <w:p>
-            <w:pPr>
-              <w:rPr>
-                <w:rFonts w:cs="Calibri"/>
-              </w:rPr>
-            </w:pPr>
-          </w:p>
-          <w:p>
-            <w:pPr>
-              <w:rPr>
-                <w:rFonts w:cs="Calibri"/>
-              </w:rPr>
-            </w:pPr>
-          </w:p>
-          <w:p>
-            <w:pPr>
-              <w:rPr>
-                <w:rFonts w:cs="Calibri"/>
-              </w:rPr>
-            </w:pPr>
-          </w:p>
-        </w:tc>
-        <w:tc>
-          <w:tcPr>
-            <w:tcW w:w="4475" w:type="dxa"/>
-          </w:tcPr>
-          <w:p>
-            <w:pPr>
-              <w:jc w:val="both"/>
-              <w:rPr>
-                <w:rFonts w:cs="Calibri"/>
-              </w:rPr>
-            </w:pPr>
-            <w:r>
-              <w:rPr>
-                <w:rFonts w:cs="Calibri"/>
-                <w:lang w:val="en-IN"/>
-              </w:rPr>
-              <w:t>Replace according to the prompt</w:t>
-            </w:r>
-          </w:p>
-        </w:tc>
-      </w:tr>
-      <w:tr>
-        <w:tc>
-          <w:tcPr>
-            <w:tcW w:w="1014" w:type="dxa"/>
-          </w:tcPr>
-          <w:p>
-            <w:pPr>
-              <w:rPr>
-                <w:rFonts w:cs="Calibri"/>
-                <w:b/>
-              </w:rPr>
-            </w:pPr>
-            <w:r>
-              <w:rPr>
-                <w:rFonts w:cs="Calibri"/>
-                <w:b/>
-                <w:highlight w:val="yellow"/>
-              </w:rPr>
-              <w:t>6.1.3</w:t>
-            </w:r>
-          </w:p>
-        </w:tc>
-        <w:tc>
-          <w:tcPr>
-            <w:tcW w:w="3016" w:type="dxa"/>
-          </w:tcPr>
-          <w:p>
-            <w:pPr>
-              <w:spacing w:before="240"/>
-              <w:ind w:right="-108"/>
-              <w:rPr>
-                <w:rFonts w:cs="Calibri"/>
-              </w:rPr>
-            </w:pPr>
-            <w:r>
-              <w:rPr>
-                <w:rFonts w:cs="Calibri"/>
-              </w:rPr>
-              <w:t>Determination of LEGAL REQUIREMENTS &amp; Other Requirements for IMS (</w:t>
-            </w:r>
-            <w:r>
-              <w:rPr>
-                <w:rFonts w:cs="Calibri"/>
-                <w:b/>
-                <w:sz w:val="20"/>
-                <w:szCs w:val="20"/>
-              </w:rPr>
-              <w:t>Compliance Obligations</w:t>
-            </w:r>
-            <w:r>
-              <w:rPr>
-                <w:rFonts w:cs="Calibri"/>
-              </w:rPr>
-              <w:t xml:space="preserve"> </w:t>
-            </w:r>
-          </w:p>
-          <w:p>
-            <w:pPr>
-              <w:spacing w:before="240"/>
-              <w:ind w:right="-108"/>
-              <w:rPr>
-                <w:rFonts w:cs="Calibri"/>
-              </w:rPr>
-            </w:pPr>
-          </w:p>
-          <w:p>
-            <w:pPr>
-              <w:spacing w:before="240"/>
-              <w:ind w:right="-108"/>
-              <w:rPr>
-                <w:rFonts w:cs="Calibri"/>
-              </w:rPr>
-            </w:pPr>
-          </w:p>
-        </w:tc>
-        <w:tc>
-          <w:tcPr>
-            <w:tcW w:w="1053" w:type="dxa"/>
-          </w:tcPr>
-          <w:p>
-            <w:pPr>
-              <w:rPr>
-                <w:rFonts w:ascii="Arial" w:hAnsi="Arial" w:cs="Arial"/>
-                <w:bCs/>
-              </w:rPr>
-            </w:pPr>
-            <w:r>
-              <w:t>{{clause}}</w:t>
-            </w:r>
-          </w:p>
-          <w:p>
-            <w:pPr>
-              <w:rPr>
-                <w:rFonts w:cs="Calibri"/>
-              </w:rPr>
-            </w:pPr>
-          </w:p>
-          <w:p>
-            <w:pPr>
-              <w:rPr>
-                <w:rFonts w:cs="Calibri"/>
-              </w:rPr>
-            </w:pPr>
-          </w:p>
-          <w:p>
-            <w:pPr>
-              <w:rPr>
-                <w:rFonts w:cs="Calibri"/>
-              </w:rPr>
-            </w:pPr>
-          </w:p>
-          <w:p>
-            <w:pPr>
-              <w:rPr>
-                <w:rFonts w:cs="Calibri"/>
-              </w:rPr>
-            </w:pPr>
-          </w:p>
-          <w:p>
-            <w:pPr>
-              <w:rPr>
-                <w:rFonts w:cs="Calibri"/>
-              </w:rPr>
-            </w:pPr>
-          </w:p>
-          <w:p>
-            <w:pPr>
-              <w:rPr>
-                <w:rFonts w:cs="Calibri"/>
-              </w:rPr>
-            </w:pPr>
-          </w:p>
-          <w:p>
-            <w:pPr>
-              <w:rPr>
-                <w:rFonts w:cs="Calibri"/>
-              </w:rPr>
-            </w:pPr>
-          </w:p>
-          <w:p>
-            <w:pPr>
-              <w:rPr>
-                <w:rFonts w:cs="Calibri"/>
-              </w:rPr>
-            </w:pPr>
-          </w:p>
-          <w:p>
-            <w:pPr>
-              <w:rPr>
-                <w:rFonts w:cs="Calibri"/>
-              </w:rPr>
-            </w:pPr>
-          </w:p>
-          <w:p>
-            <w:pPr>
-              <w:rPr>
-                <w:rFonts w:cs="Calibri"/>
-              </w:rPr>
-            </w:pPr>
-          </w:p>
-          <w:p>
-            <w:pPr>
-              <w:rPr>
-                <w:rFonts w:cs="Calibri"/>
-              </w:rPr>
-            </w:pPr>
-          </w:p>
-          <w:p>
-            <w:pPr>
-              <w:rPr>
-                <w:rFonts w:cs="Calibri"/>
-              </w:rPr>
-            </w:pPr>
-          </w:p>
-        </w:tc>
-        <w:tc>
-          <w:tcPr>
-            <w:tcW w:w="4475" w:type="dxa"/>
-          </w:tcPr>
-          <w:p>
-            <w:pPr>
-              <w:pStyle w:val="ListParagraph"/>
-              <w:ind w:left="0"/>
-              <w:jc w:val="both"/>
-              <w:rPr>
-                <w:rFonts w:ascii="Times New Roman" w:hAnsi="Times New Roman"/>
-                <w:bCs/>
-                <w:sz w:val="24"/>
-                <w:szCs w:val="24"/>
-                <w:lang w:val="en-IN"/>
-              </w:rPr>
-            </w:pPr>
-            <w:r>
-              <w:rPr>
-                <w:rFonts w:cs="Calibri"/>
-                <w:lang w:val="en-IN"/>
-              </w:rPr>
-              <w:lastRenderedPageBreak/>
-              <w:t>Replace according to the prompt</w:t>
-            </w:r>
-          </w:p>
-        </w:tc>
-      </w:tr>
-      <w:tr>
-        <w:tc>
-          <w:tcPr>
-            <w:tcW w:w="1014" w:type="dxa"/>
-          </w:tcPr>
-          <w:p>
-            <w:pPr>
-              <w:rPr>
-                <w:rFonts w:cs="Calibri"/>
-                <w:b/>
-              </w:rPr>
-            </w:pPr>
-            <w:r>
-              <w:rPr>
-                <w:rFonts w:cs="Calibri"/>
-                <w:b/>
-              </w:rPr>
-              <w:t>6.1.4</w:t>
-            </w:r>
-          </w:p>
-        </w:tc>
-        <w:tc>
-          <w:tcPr>
-            <w:tcW w:w="3016" w:type="dxa"/>
-          </w:tcPr>
-          <w:p>
-            <w:pPr>
-              <w:ind w:right="-108"/>
-              <w:jc w:val="both"/>
-              <w:rPr>
-                <w:rFonts w:cs="Calibri"/>
-              </w:rPr>
-            </w:pPr>
-            <w:r>
-              <w:rPr>
-                <w:rFonts w:cs="Calibri"/>
-              </w:rPr>
-              <w:t xml:space="preserve">Evidence that the organizations planning takes into consideration actions to address:  Significant Environment aspect/ significant OH&amp;S hazards &amp; risks; compliance obligations; risks and opportunities </w:t>
-            </w:r>
-          </w:p>
-        </w:tc>
-        <w:tc>
-          <w:tcPr>
-            <w:tcW w:w="1053" w:type="dxa"/>
-          </w:tcPr>
-          <w:p>
-            <w:pPr>
-              <w:rPr>
-                <w:rFonts w:cs="Calibri"/>
-              </w:rPr>
-            </w:pPr>
-            <w:r>
-              <w:t>{{clause}}</w:t>
-            </w:r>
-          </w:p>
-        </w:tc>
-        <w:tc>
-          <w:tcPr>
-            <w:tcW w:w="4475" w:type="dxa"/>
-          </w:tcPr>
-          <w:p>
-            <w:pPr>
-              <w:jc w:val="both"/>
-              <w:rPr>
-                <w:rFonts w:cs="Calibri"/>
-                <w:lang w:val="en-IN"/>
-              </w:rPr>
-            </w:pPr>
-            <w:r>
-              <w:rPr>
-                <w:rFonts w:cs="Calibri"/>
-                <w:lang w:val="en-IN"/>
-              </w:rPr>
-              <w:t>Replace according to the prompt</w:t>
-            </w:r>
-          </w:p>
-          <w:p>
-            <w:pPr>
-              <w:jc w:val="both"/>
-              <w:rPr>
-                <w:rFonts w:cs="Calibri"/>
-                <w:lang w:val="en-IN"/>
-              </w:rPr>
-            </w:pPr>
-          </w:p>
-        </w:tc>
-      </w:tr>
-      <w:tr>
-        <w:tc>
-          <w:tcPr>
-            <w:tcW w:w="1014" w:type="dxa"/>
-          </w:tcPr>
-          <w:p>
-            <w:pPr>
-              <w:rPr>
-                <w:rFonts w:cs="Calibri"/>
-                <w:b/>
-              </w:rPr>
-            </w:pPr>
-            <w:r>
-              <w:rPr>
-                <w:rFonts w:cs="Calibri"/>
-                <w:b/>
-              </w:rPr>
-              <w:t>6.2.1</w:t>
-            </w:r>
-          </w:p>
-        </w:tc>
-        <w:tc>
-          <w:tcPr>
-            <w:tcW w:w="3016" w:type="dxa"/>
-          </w:tcPr>
-          <w:p>
-            <w:pPr>
-              <w:jc w:val="both"/>
-              <w:rPr>
-                <w:rFonts w:cs="Calibri"/>
-                <w:b/>
-                <w:sz w:val="20"/>
-                <w:szCs w:val="20"/>
-              </w:rPr>
-            </w:pPr>
-            <w:r>
-              <w:rPr>
-                <w:rFonts w:cs="Calibri"/>
-                <w:b/>
-                <w:sz w:val="20"/>
-                <w:szCs w:val="20"/>
-              </w:rPr>
-              <w:t>6.</w:t>
-            </w:r>
-            <w:r>
-              <w:rPr>
-                <w:rFonts w:cs="Calibri"/>
-              </w:rPr>
-              <w:t>2 (6.2.1 &amp; 6.2.2) Establishment of IMS Objectives and Action Plan for achieving these Objectives and any change in planning</w:t>
-            </w:r>
-          </w:p>
-          <w:p>
-            <w:pPr>
-              <w:ind w:right="-108"/>
-              <w:jc w:val="both"/>
-              <w:rPr>
-                <w:rFonts w:cs="Calibri"/>
-              </w:rPr>
-            </w:pPr>
-            <w:r>
-              <w:rPr>
-                <w:rFonts w:cs="Calibri"/>
-              </w:rPr>
-              <w:t xml:space="preserve">Evidence that OH&amp;S OBJECTIVES have been established that are consistent with the OH&amp;S  policy, are MEASURABLE, MONITORED, COMMUNICATED &amp; UPDATED as appropriate </w:t>
-            </w:r>
-            <w:r>
-              <w:rPr>
-                <w:rFonts w:cs="Calibri"/>
-                <w:lang w:val="en-IN"/>
-              </w:rPr>
-              <w:t xml:space="preserve"> </w:t>
-            </w:r>
-            <w:r>
-              <w:rPr>
-                <w:rFonts w:cs="Calibri"/>
-              </w:rPr>
-              <w:t>Evidence of planning actions to achieve QMS/EMS/OH&amp;S OBJECTIVES, including:  WHAT will be done; what RESOURCES will be required; WHO will be responsible; WHEN it will be completed; HOW results will be evaluated, including indicators for monitoring progress</w:t>
-            </w:r>
-          </w:p>
-        </w:tc>
-        <w:tc>
-          <w:tcPr>
-            <w:tcW w:w="1053" w:type="dxa"/>
-          </w:tcPr>
-          <w:p>
-            <w:pPr>
-              <w:rPr>
-                <w:rFonts w:ascii="Arial" w:hAnsi="Arial" w:cs="Arial"/>
-                <w:bCs/>
-              </w:rPr>
-            </w:pPr>
-            <w:r>
-              <w:t>{{clause}}</w:t>
-            </w:r>
-          </w:p>
-          <w:p>
-            <w:pPr>
-              <w:rPr>
-                <w:rFonts w:cs="Calibri"/>
-              </w:rPr>
-            </w:pPr>
-          </w:p>
-          <w:p>
-            <w:pPr>
-              <w:rPr>
-                <w:rFonts w:cs="Calibri"/>
-              </w:rPr>
-            </w:pPr>
-          </w:p>
-          <w:p>
-            <w:pPr>
-              <w:rPr>
-                <w:rFonts w:cs="Calibri"/>
-              </w:rPr>
-            </w:pPr>
-          </w:p>
-          <w:p>
-            <w:pPr>
-              <w:rPr>
-                <w:rFonts w:cs="Calibri"/>
-              </w:rPr>
-            </w:pPr>
-          </w:p>
-          <w:p>
-            <w:pPr>
-              <w:rPr>
-                <w:rFonts w:cs="Calibri"/>
-              </w:rPr>
-            </w:pPr>
-          </w:p>
-          <w:p>
-            <w:pPr>
-              <w:rPr>
-                <w:rFonts w:cs="Calibri"/>
-              </w:rPr>
-            </w:pPr>
-          </w:p>
-          <w:p>
-            <w:pPr>
-              <w:rPr>
-                <w:rFonts w:cs="Calibri"/>
-              </w:rPr>
-            </w:pPr>
-          </w:p>
-          <w:p>
-            <w:pPr>
-              <w:rPr>
-                <w:rFonts w:cs="Calibri"/>
-              </w:rPr>
-            </w:pPr>
-          </w:p>
-          <w:p>
-            <w:pPr>
-              <w:rPr>
-                <w:rFonts w:cs="Calibri"/>
-              </w:rPr>
-            </w:pPr>
-          </w:p>
-          <w:p>
-            <w:pPr>
-              <w:rPr>
-                <w:rFonts w:cs="Calibri"/>
-              </w:rPr>
-            </w:pPr>
-          </w:p>
-          <w:p>
-            <w:pPr>
-              <w:rPr>
-                <w:rFonts w:cs="Calibri"/>
-              </w:rPr>
-            </w:pPr>
-          </w:p>
-          <w:p>
-            <w:pPr>
-              <w:rPr>
-                <w:rFonts w:cs="Calibri"/>
-              </w:rPr>
-            </w:pPr>
-          </w:p>
-        </w:tc>
-        <w:tc>
-          <w:tcPr>
-            <w:tcW w:w="4475" w:type="dxa"/>
-          </w:tcPr>
-          <w:p>
-            <w:pPr>
-              <w:jc w:val="both"/>
-              <w:rPr>
-                <w:rFonts w:cs="Calibri"/>
-              </w:rPr>
-            </w:pPr>
-            <w:r>
-              <w:rPr>
-                <w:rFonts w:cs="Calibri"/>
-              </w:rPr>
-              <w:t>Answer all questions according to the prompt</w:t>
-            </w:r>
-          </w:p>
-        </w:tc>
-      </w:tr>
-      <w:tr>
-        <w:tc>
-          <w:tcPr>
-            <w:tcW w:w="1014" w:type="dxa"/>
-          </w:tcPr>
-          <w:p>
-            <w:pPr>
-              <w:rPr>
-                <w:rFonts w:cs="Calibri"/>
-                <w:b/>
-              </w:rPr>
-            </w:pPr>
-            <w:r>
-              <w:rPr>
-                <w:rFonts w:cs="Calibri"/>
-                <w:b/>
-              </w:rPr>
-              <w:t>7.1</w:t>
-            </w:r>
-          </w:p>
-        </w:tc>
-        <w:tc>
-          <w:tcPr>
-            <w:tcW w:w="3016" w:type="dxa"/>
-          </w:tcPr>
-          <w:p>
-            <w:pPr>
-              <w:ind w:right="-108"/>
-              <w:jc w:val="both"/>
-              <w:rPr>
-                <w:rFonts w:cs="Calibri"/>
-              </w:rPr>
-            </w:pPr>
-            <w:r>
-              <w:rPr>
-                <w:rFonts w:cs="Calibri"/>
-              </w:rPr>
-              <w:t xml:space="preserve">Determination of Appropriate </w:t>
-            </w:r>
-            <w:r>
-              <w:rPr>
-                <w:rFonts w:cs="Calibri"/>
-              </w:rPr>
-              <w:lastRenderedPageBreak/>
-              <w:t>Resources needed for Effective Implementation, maintenance and Continual Improvement of IMS</w:t>
-            </w:r>
-          </w:p>
-          <w:p>
-            <w:pPr>
-              <w:ind w:right="-108"/>
-              <w:jc w:val="both"/>
-              <w:rPr>
-                <w:rFonts w:cs="Calibri"/>
-              </w:rPr>
-            </w:pPr>
-            <w:r>
-              <w:rPr>
-                <w:rFonts w:cs="Calibri"/>
-              </w:rPr>
-              <w:t>(Evidence that the organization has determined and provided RESOURCES needed for the establishment, implementation, maintenance and continual improvement of QMS/EMS/OHSMS)</w:t>
-            </w:r>
-          </w:p>
-        </w:tc>
-        <w:tc>
-          <w:tcPr>
-            <w:tcW w:w="1053" w:type="dxa"/>
-          </w:tcPr>
-          <w:p>
-            <w:pPr>
-              <w:rPr>
-                <w:rFonts w:ascii="Arial" w:hAnsi="Arial" w:cs="Arial"/>
-                <w:bCs/>
-              </w:rPr>
-            </w:pPr>
-            <w:r>
-              <w:lastRenderedPageBreak/>
-              <w:t>{{clause}}</w:t>
-            </w:r>
-          </w:p>
-          <w:p>
-            <w:pPr>
-              <w:rPr>
-                <w:rFonts w:cs="Calibri"/>
-              </w:rPr>
-            </w:pPr>
-          </w:p>
-          <w:p>
-            <w:pPr>
-              <w:rPr>
-                <w:rFonts w:cs="Calibri"/>
-              </w:rPr>
-            </w:pPr>
-          </w:p>
-          <w:p>
-            <w:pPr>
-              <w:rPr>
-                <w:rFonts w:cs="Calibri"/>
-              </w:rPr>
-            </w:pPr>
-          </w:p>
-          <w:p>
-            <w:pPr>
-              <w:rPr>
-                <w:rFonts w:cs="Calibri"/>
-              </w:rPr>
-            </w:pPr>
-          </w:p>
-          <w:p>
-            <w:pPr>
-              <w:rPr>
-                <w:rFonts w:cs="Calibri"/>
-              </w:rPr>
-            </w:pPr>
-          </w:p>
-          <w:p>
-            <w:pPr>
-              <w:rPr>
-                <w:rFonts w:cs="Calibri"/>
-              </w:rPr>
-            </w:pPr>
-          </w:p>
-        </w:tc>
-        <w:tc>
-          <w:tcPr>
-            <w:tcW w:w="4475" w:type="dxa"/>
-          </w:tcPr>
-          <w:p>
-            <w:pPr>
-              <w:jc w:val="both"/>
-              <w:rPr>
-                <w:rFonts w:cs="Calibri"/>
-                <w:lang w:val="en-IN"/>
-              </w:rPr>
-            </w:pPr>
-            <w:r>
-              <w:rPr>
-                <w:rFonts w:cs="Calibri"/>
-                <w:lang w:val="en-IN"/>
-              </w:rPr>
-              <w:lastRenderedPageBreak/>
-              <w:t>Replace according to the prompt</w:t>
-            </w:r>
-          </w:p>
-          <w:p>
-            <w:pPr>
-              <w:jc w:val="both"/>
-              <w:rPr>
-                <w:rFonts w:cs="Calibri"/>
-                <w:bCs/>
-                <w:lang w:val="en-IN"/>
-              </w:rPr>
-            </w:pPr>
-          </w:p>
-        </w:tc>
-      </w:tr>
-      <w:tr>
-        <w:tc>
-          <w:tcPr>
-            <w:tcW w:w="1014" w:type="dxa"/>
-          </w:tcPr>
-          <w:p>
-            <w:pPr>
-              <w:rPr>
-                <w:rFonts w:cs="Calibri"/>
-                <w:b/>
-              </w:rPr>
-            </w:pPr>
-            <w:r>
-              <w:rPr>
-                <w:rFonts w:cs="Calibri"/>
-                <w:b/>
-              </w:rPr>
-              <w:lastRenderedPageBreak/>
-              <w:t>7.2</w:t>
-            </w:r>
-          </w:p>
-        </w:tc>
-        <w:tc>
-          <w:tcPr>
-            <w:tcW w:w="3016" w:type="dxa"/>
-          </w:tcPr>
-          <w:p>
-            <w:pPr>
-              <w:ind w:right="-108"/>
-              <w:jc w:val="both"/>
-              <w:rPr>
-                <w:rFonts w:cs="Calibri"/>
-              </w:rPr>
-            </w:pPr>
-            <w:r>
-              <w:rPr>
-                <w:rFonts w:cs="Calibri"/>
-              </w:rPr>
-              <w:t xml:space="preserve">Evidence: organization has a process in place to determine necessary COMPETENCE, necessary training and documented information to support competence supporting requirements of IMS. </w:t>
-            </w:r>
-          </w:p>
-        </w:tc>
-        <w:tc>
-          <w:tcPr>
-            <w:tcW w:w="1053" w:type="dxa"/>
-          </w:tcPr>
-          <w:p>
-            <w:pPr>
-              <w:rPr>
-                <w:rFonts w:cs="Calibri"/>
-              </w:rPr>
-            </w:pPr>
-            <w:r>
-              <w:t>{{clause}}</w:t>
-            </w:r>
-          </w:p>
-        </w:tc>
-        <w:tc>
-          <w:tcPr>
-            <w:tcW w:w="4475" w:type="dxa"/>
-          </w:tcPr>
-          <w:p>
-            <w:pPr>
-              <w:rPr>
-                <w:rFonts w:cs="Calibri"/>
-                <w:lang w:val="en-IN"/>
-              </w:rPr>
-            </w:pPr>
-            <w:r>
-              <w:rPr>
-                <w:rFonts w:cs="Calibri"/>
-                <w:lang w:val="en-IN"/>
-              </w:rPr>
-              <w:t>Replace according to the prompt</w:t>
-            </w:r>
-          </w:p>
-          <w:p>
-            <w:pPr>
-              <w:rPr>
-                <w:bCs/>
-                <w:lang w:val="en-IN"/>
-              </w:rPr>
-            </w:pPr>
-          </w:p>
-        </w:tc>
-      </w:tr>
-      <w:tr>
-        <w:tc>
-          <w:tcPr>
-            <w:tcW w:w="1014" w:type="dxa"/>
-          </w:tcPr>
-          <w:p>
-            <w:pPr>
-              <w:rPr>
-                <w:rFonts w:cs="Calibri"/>
-                <w:b/>
-              </w:rPr>
-            </w:pPr>
-            <w:r>
-              <w:rPr>
-                <w:rFonts w:cs="Calibri"/>
-                <w:b/>
-              </w:rPr>
-              <w:t>7.3</w:t>
-            </w:r>
-          </w:p>
-        </w:tc>
-        <w:tc>
-          <w:tcPr>
-            <w:tcW w:w="3016" w:type="dxa"/>
-          </w:tcPr>
-          <w:p>
-            <w:pPr>
-              <w:ind w:right="-108"/>
-              <w:jc w:val="both"/>
-              <w:rPr>
-                <w:rFonts w:cs="Calibri"/>
-              </w:rPr>
-            </w:pPr>
-            <w:r>
-              <w:rPr>
-                <w:rFonts w:cs="Calibri"/>
-              </w:rPr>
-              <w:t xml:space="preserve">Documented information supporting AWARENESS of persons working under the organizations control of IMS policy; Risk, significant Aspect / OH&amp;S  hazards &amp; risks; their contribution toward an effective IMS; understanding the benefits of enhanced IMS  performance and implications of not conforming with IMS and fulfilling compliance obligations </w:t>
-            </w:r>
-          </w:p>
-        </w:tc>
-        <w:tc>
-          <w:tcPr>
-            <w:tcW w:w="1053" w:type="dxa"/>
-          </w:tcPr>
-          <w:p>
-            <w:pPr>
-              <w:rPr>
-                <w:rFonts w:cs="Calibri"/>
-              </w:rPr>
-            </w:pPr>
-            <w:r>
-              <w:t>{{clause}}</w:t>
-            </w:r>
-          </w:p>
-        </w:tc>
-        <w:tc>
-          <w:tcPr>
-            <w:tcW w:w="4475" w:type="dxa"/>
-          </w:tcPr>
-          <w:p>
-            <w:pPr>
-              <w:rPr>
-                <w:rFonts w:cs="Calibri"/>
-                <w:lang w:val="en-IN"/>
-              </w:rPr>
-            </w:pPr>
-            <w:r>
-              <w:rPr>
-                <w:rFonts w:cs="Calibri"/>
-                <w:lang w:val="en-IN"/>
-              </w:rPr>
-              <w:t>Replace according to the prompt</w:t>
-            </w:r>
-          </w:p>
-          <w:p>
-            <w:pPr>
-              <w:rPr>
-                <w:bCs/>
-              </w:rPr>
-            </w:pPr>
-          </w:p>
-        </w:tc>
-      </w:tr>
-      <w:tr>
-        <w:tc>
-          <w:tcPr>
-            <w:tcW w:w="1014" w:type="dxa"/>
-          </w:tcPr>
-          <w:p>
-            <w:pPr>
-              <w:rPr>
-                <w:rFonts w:cs="Calibri"/>
-                <w:b/>
-              </w:rPr>
-            </w:pPr>
-            <w:r>
-              <w:rPr>
-                <w:rFonts w:cs="Calibri"/>
-                <w:b/>
-              </w:rPr>
-              <w:t>7.4</w:t>
-            </w:r>
-          </w:p>
-        </w:tc>
-        <w:tc>
-          <w:tcPr>
-            <w:tcW w:w="3016" w:type="dxa"/>
-          </w:tcPr>
-          <w:p>
-            <w:pPr>
-              <w:ind w:right="-108"/>
-              <w:rPr>
-                <w:rFonts w:cs="Calibri"/>
-              </w:rPr>
-            </w:pPr>
-            <w:r>
-              <w:rPr>
-                <w:rFonts w:cs="Calibri"/>
-              </w:rPr>
-              <w:t>Evidence that process for INTERNAL &amp; EXETERNAL COMMUNICATIONS has been established consistent with IMS</w:t>
-            </w:r>
-          </w:p>
-        </w:tc>
-        <w:tc>
-          <w:tcPr>
-            <w:tcW w:w="1053" w:type="dxa"/>
-          </w:tcPr>
-          <w:p>
-            <w:pPr>
-              <w:rPr>
-                <w:rFonts w:cs="Calibri"/>
-              </w:rPr>
-            </w:pPr>
-            <w:r>
-              <w:t>{{clause}}</w:t>
-            </w:r>
-          </w:p>
-        </w:tc>
-        <w:tc>
-          <w:tcPr>
-            <w:tcW w:w="4475" w:type="dxa"/>
-          </w:tcPr>
-          <w:p>
-            <w:pPr>
-              <w:rPr>
-                <w:rFonts w:cs="Calibri"/>
-                <w:lang w:val="en-IN"/>
-              </w:rPr>
-            </w:pPr>
-            <w:r>
-              <w:rPr>
-                <w:rFonts w:cs="Calibri"/>
-                <w:lang w:val="en-IN"/>
-              </w:rPr>
-              <w:t>Replace according to the prompt</w:t>
-            </w:r>
-          </w:p>
-          <w:p>
-            <w:pPr>
-              <w:rPr>
-                <w:rFonts w:cs="Calibri"/>
-              </w:rPr>
-            </w:pPr>
-          </w:p>
-        </w:tc>
-      </w:tr>
-      <w:tr>
-        <w:tc>
-          <w:tcPr>
-            <w:tcW w:w="1014" w:type="dxa"/>
-          </w:tcPr>
-          <w:p>
-            <w:pPr>
-              <w:rPr>
-                <w:rFonts w:cs="Calibri"/>
-                <w:b/>
-              </w:rPr>
-            </w:pPr>
-            <w:r>
-              <w:rPr>
-                <w:rFonts w:cs="Calibri"/>
-                <w:b/>
-              </w:rPr>
               <w:t>7.5</w:t>
             </w:r>
           </w:p>
@@ -4467,7 +4780,6 @@
                 <w:rFonts w:cs="Calibri"/>
                 <w:b/>
               </w:rPr>
-              <w:lastRenderedPageBreak/>
               <w:t>8.1</w:t>
             </w:r>
           </w:p>
@@ -4755,7 +5067,14 @@
               <w:rPr>
                 <w:rFonts w:cs="Calibri"/>
               </w:rPr>
-              <w:t xml:space="preserve">&amp; Emergency Preparedness and Response </w:t>
+              <w:t xml:space="preserve">&amp; Emergency Preparedness and </w:t>
+            </w:r>
+            <w:r>
+              <w:rPr>
+                <w:rFonts w:cs="Calibri"/>
+              </w:rPr>
+              <w:lastRenderedPageBreak/>
+              <w:t xml:space="preserve">Response </w:t>
             </w:r>
           </w:p>
           <w:p>
@@ -4780,6 +5099,7 @@
               </w:rPr>
             </w:pPr>
             <w:r>
+              <w:lastRenderedPageBreak/>
               <w:t>{{clause}}</w:t>
             </w:r>
           </w:p>
@@ -5141,18 +5461,38 @@
                 <w:sz w:val="20"/>
                 <w:szCs w:val="20"/>
               </w:rPr>
-              <w:t>Selection, Approval and Evaluation of Externally Provided Processes , Products , and Services</w:t>
-            </w:r>
-          </w:p>
-          <w:p>
-            <w:pPr>
-              <w:ind w:right="-108"/>
+              <w:t xml:space="preserve">Selection, Approval and Evaluation of Externally Provided </w:t>
+            </w:r>
+            <w:proofErr w:type="gramStart"/>
+            <w:r>
               <w:rPr>
                 <w:rFonts w:ascii="Arial Narrow" w:hAnsi="Arial Narrow"/>
                 <w:b/>
                 <w:sz w:val="20"/>
                 <w:szCs w:val="20"/>
               </w:rPr>
+              <w:t>Processes ,</w:t>
+            </w:r>
+            <w:proofErr w:type="gramEnd"/>
+            <w:r>
+              <w:rPr>
+                <w:rFonts w:ascii="Arial Narrow" w:hAnsi="Arial Narrow"/>
+                <w:b/>
+                <w:sz w:val="20"/>
+                <w:szCs w:val="20"/>
+              </w:rPr>
+              <w:t xml:space="preserve"> Products , and Services</w:t>
+            </w:r>
+          </w:p>
+          <w:p>
+            <w:pPr>
+              <w:ind w:right="-108"/>
+              <w:rPr>
+                <w:rFonts w:ascii="Arial Narrow" w:hAnsi="Arial Narrow"/>
+                <w:b/>
+                <w:sz w:val="20"/>
+                <w:szCs w:val="20"/>
+              </w:rPr>
             </w:pPr>
           </w:p>
         </w:tc>
@@ -5566,6 +5906,7 @@
                 <w:rFonts w:cs="Arial"/>
                 <w:b/>
               </w:rPr>
+              <w:lastRenderedPageBreak/>
               <w:t>8.5.4</w:t>
             </w:r>
           </w:p>
@@ -5817,7 +6158,6 @@
                 <w:rFonts w:cs="Arial"/>
                 <w:b/>
               </w:rPr>
-              <w:lastRenderedPageBreak/>
               <w:t>8.6</w:t>
             </w:r>
           </w:p>
@@ -6013,7 +6353,21 @@
               <w:rPr>
                 <w:rFonts w:cs="Arial"/>
               </w:rPr>
-              <w:t>Organization ensure that outputs that do not conform to their requirements are identified and controlled to prevent their unintended use or delivery</w:t>
+              <w:t xml:space="preserve">Organization </w:t>
+            </w:r>
+            <w:proofErr w:type="gramStart"/>
+            <w:r>
+              <w:rPr>
+                <w:rFonts w:cs="Arial"/>
+              </w:rPr>
+              <w:t>ensure</w:t>
+            </w:r>
+            <w:proofErr w:type="gramEnd"/>
+            <w:r>
+              <w:rPr>
+                <w:rFonts w:cs="Arial"/>
+              </w:rPr>
+              <w:t xml:space="preserve"> that outputs that do not conform to their requirements are identified and controlled to prevent their unintended use or delivery</w:t>
             </w:r>
           </w:p>
         </w:tc>
@@ -6097,7 +6451,21 @@
               <w:rPr>
                 <w:rFonts w:cs="Arial"/>
               </w:rPr>
-              <w:t>Organization retain documented information</w:t>
+              <w:t xml:space="preserve">Organization </w:t>
+            </w:r>
+            <w:proofErr w:type="gramStart"/>
+            <w:r>
+              <w:rPr>
+                <w:rFonts w:cs="Arial"/>
+              </w:rPr>
+              <w:t>retain</w:t>
+            </w:r>
+            <w:proofErr w:type="gramEnd"/>
+            <w:r>
+              <w:rPr>
+                <w:rFonts w:cs="Arial"/>
+              </w:rPr>
+              <w:t xml:space="preserve"> documented information</w:t>
             </w:r>
           </w:p>
         </w:tc>
@@ -6351,7 +6719,21 @@
               <w:rPr>
                 <w:rFonts w:cs="Calibri"/>
               </w:rPr>
-              <w:t xml:space="preserve">Evidence that the organization has demonstrated and has achieved compliance with the  EMS, OH&amp;S related legal requirements through its own compliance </w:t>
+              <w:t xml:space="preserve">Evidence that the organization has demonstrated and has achieved compliance with </w:t>
+            </w:r>
+            <w:proofErr w:type="gramStart"/>
+            <w:r>
+              <w:rPr>
+                <w:rFonts w:cs="Calibri"/>
+              </w:rPr>
+              <w:t>the  EMS</w:t>
+            </w:r>
+            <w:proofErr w:type="gramEnd"/>
+            <w:r>
+              <w:rPr>
+                <w:rFonts w:cs="Calibri"/>
+              </w:rPr>
+              <w:t xml:space="preserve">, OH&amp;S related legal requirements through its own compliance </w:t>
             </w:r>
             <w:r>
               <w:rPr>
@@ -6364,7 +6746,14 @@
               <w:rPr>
                 <w:rFonts w:cs="Arial"/>
               </w:rPr>
-              <w:t>Customer Satisfaction</w:t>
+              <w:t xml:space="preserve">Customer </w:t>
+            </w:r>
+            <w:r>
+              <w:rPr>
+                <w:rFonts w:cs="Arial"/>
+              </w:rPr>
+              <w:lastRenderedPageBreak/>
+              <w:t>Satisfaction</w:t>
             </w:r>
           </w:p>
         </w:tc>
@@ -6379,6 +6768,7 @@
               </w:rPr>
             </w:pPr>
             <w:r>
+              <w:lastRenderedPageBreak/>
               <w:t>{{clause}}</w:t>
             </w:r>
           </w:p>
@@ -6612,7 +7002,6 @@
                 <w:rFonts w:cs="Calibri"/>
                 <w:b/>
               </w:rPr>
-              <w:lastRenderedPageBreak/>
               <w:t>9.2.2 e</w:t>
             </w:r>
           </w:p>
@@ -6645,7 +7034,21 @@
               <w:rPr>
                 <w:rFonts w:cs="Calibri"/>
               </w:rPr>
-              <w:t>(including evidence of closure)</w:t>
+              <w:t>(</w:t>
+            </w:r>
+            <w:proofErr w:type="gramStart"/>
+            <w:r>
+              <w:rPr>
+                <w:rFonts w:cs="Calibri"/>
+              </w:rPr>
+              <w:t>including</w:t>
+            </w:r>
+            <w:proofErr w:type="gramEnd"/>
+            <w:r>
+              <w:rPr>
+                <w:rFonts w:cs="Calibri"/>
+              </w:rPr>
+              <w:t xml:space="preserve"> evidence of closure)</w:t>
             </w:r>
           </w:p>
         </w:tc>
@@ -7141,7 +7544,25 @@
           <w:b/>
           <w:color w:val="FF0000"/>
         </w:rPr>
-        <w:t>Status of Non Conformities raised</w:t>
+        <w:t xml:space="preserve">Status of </w:t>
+      </w:r>
+      <w:proofErr w:type="gramStart"/>
+      <w:r>
+        <w:rPr>
+          <w:rFonts w:cs="Calibri"/>
+          <w:b/>
+          <w:color w:val="FF0000"/>
+        </w:rPr>
+        <w:t>Non Conformities</w:t>
+      </w:r>
+      <w:proofErr w:type="gramEnd"/>
+      <w:r>
+        <w:rPr>
+          <w:rFonts w:cs="Calibri"/>
+          <w:b/>
+          <w:color w:val="FF0000"/>
+        </w:rPr>
+        <w:t xml:space="preserve"> raised</w:t>
       </w:r>
     </w:p>
     <w:tbl>
@@ -7178,7 +7599,76 @@
                 <w:rFonts w:cs="Calibri"/>
                 <w:b/>
               </w:rPr>
+              <w:lastRenderedPageBreak/>
               <w:t>Minor NCs raised:</w:t>
+            </w:r>
+          </w:p>
+        </w:tc>
+      </w:tr>
+    </w:tbl>
+    <w:p>
+      <w:pPr>
+        <w:rPr>
+          <w:rFonts w:cs="Calibri"/>
+          <w:b/>
+        </w:rPr>
+      </w:pPr>
+    </w:p>
+    <w:p>
+      <w:pPr>
+        <w:jc w:val="center"/>
+        <w:rPr>
+          <w:rFonts w:cs="Calibri"/>
+          <w:b/>
+          <w:color w:val="FF0000"/>
+        </w:rPr>
+      </w:pPr>
+      <w:r>
+        <w:rPr>
+          <w:rFonts w:cs="Calibri"/>
+          <w:b/>
+          <w:color w:val="FF0000"/>
+        </w:rPr>
+        <w:t>Observations</w:t>
+      </w:r>
+    </w:p>
+    <w:tbl>
+      <w:tblPr>
+        <w:tblW w:w="0" w:type="auto"/>
+        <w:tblBorders>
+          <w:top w:val="single" w:sz="4" w:space="0" w:color="000000"/>
+          <w:left w:val="single" w:sz="4" w:space="0" w:color="000000"/>
+          <w:bottom w:val="single" w:sz="4" w:space="0" w:color="000000"/>
+          <w:right w:val="single" w:sz="4" w:space="0" w:color="000000"/>
+          <w:insideH w:val="single" w:sz="4" w:space="0" w:color="000000"/>
+          <w:insideV w:val="single" w:sz="4" w:space="0" w:color="000000"/>
+        </w:tblBorders>
+        <w:tblLook w:val="04A0" w:firstRow="1" w:lastRow="0" w:firstColumn="1" w:lastColumn="0" w:noHBand="0" w:noVBand="1"/>
+      </w:tblPr>
+      <w:tblGrid>
+        <w:gridCol w:w="9576"/>
+      </w:tblGrid>
+      <w:tr>
+        <w:tc>
+          <w:tcPr>
+            <w:tcW w:w="9576" w:type="dxa"/>
+            <w:shd w:val="clear" w:color="auto" w:fill="auto"/>
+          </w:tcPr>
+          <w:p>
+            <w:pPr>
+              <w:rPr>
+                <w:rFonts w:cs="Calibri"/>
+                <w:b/>
+                <w:sz w:val="24"/>
+                <w:szCs w:val="24"/>
+              </w:rPr>
+            </w:pPr>
+            <w:r>
+              <w:rPr>
+                <w:rFonts w:cs="Calibri"/>
+                <w:b/>
+              </w:rPr>
+              <w:t>Observations raised:</w:t>
             </w:r>
           </w:p>
         </w:tc>
@@ -7202,86 +7692,6 @@
         </w:rPr>
       </w:pPr>
     </w:p>
-    <w:tbl>
-      <w:tblPr>
-        <w:tblW w:w="9450" w:type="dxa"/>
-        <w:tblInd w:w="108" w:type="dxa"/>
-        <w:tblBorders>
-          <w:top w:val="single" w:sz="4" w:space="0" w:color="000000"/>
-          <w:left w:val="single" w:sz="4" w:space="0" w:color="000000"/>
-          <w:bottom w:val="single" w:sz="4" w:space="0" w:color="000000"/>
-          <w:right w:val="single" w:sz="4" w:space="0" w:color="000000"/>
-          <w:insideH w:val="single" w:sz="4" w:space="0" w:color="000000"/>
-          <w:insideV w:val="single" w:sz="4" w:space="0" w:color="000000"/>
-        </w:tblBorders>
-        <w:tblLook w:val="0000" w:firstRow="0" w:lastRow="0" w:firstColumn="0" w:lastColumn="0" w:noHBand="0" w:noVBand="0"/>
-      </w:tblPr>
-      <w:tblGrid>
-        <w:gridCol w:w="9450"/>
-      </w:tblGrid>
-      <w:tr>
-        <w:tc>
-          <w:tcPr>
-            <w:tcW w:w="9450" w:type="dxa"/>
-          </w:tcPr>
-          <w:p>
-            <w:pPr>
-              <w:rPr>
-                <w:rFonts w:cs="Calibri"/>
-              </w:rPr>
-            </w:pPr>
-            <w:r>
-              <w:rPr>
-                <w:rFonts w:cs="Calibri"/>
-                <w:b/>
-                <w:bCs/>
-                <w:color w:val="000000"/>
-                <w:spacing w:val="-1"/>
-              </w:rPr>
-              <w:t xml:space="preserve">14 </w:t>
-            </w:r>
-            <w:r>
-              <w:rPr>
-                <w:rFonts w:cs="Calibri"/>
-                <w:b/>
-                <w:bCs/>
-                <w:color w:val="000000"/>
-                <w:spacing w:val="-1"/>
-              </w:rPr>
-              <w:t xml:space="preserve">Observation_0___Minor/Major Non conformance identified in the Stage 1 </w:t>
-            </w:r>
-            <w:r>
-              <w:rPr>
-                <w:rFonts w:cs="Calibri"/>
-                <w:b/>
-                <w:bCs/>
-                <w:color w:val="000000"/>
-                <w:spacing w:val="-1"/>
-              </w:rPr>
-              <w:t>audit, details</w:t>
-            </w:r>
-            <w:r>
-              <w:rPr>
-                <w:rFonts w:cs="Calibri"/>
-                <w:b/>
-                <w:bCs/>
-                <w:color w:val="000000"/>
-                <w:spacing w:val="-1"/>
-              </w:rPr>
-              <w:t xml:space="preserve"> of Non Conformance in CAR Format  (AGI-F-28) </w:t>
-            </w:r>
-            <w:r>
-              <w:rPr>
-                <w:rFonts w:cs="Calibri"/>
-                <w:i/>
-                <w:iCs/>
-              </w:rPr>
-              <w:t>Please respond by using your own corrective action form and include the root cause analysis with systemic corrective action. Failure to include root cause analysis with systemic corrective action will result in your responses being rejected by Lead Auditor.</w:t>
-            </w:r>
-          </w:p>
-        </w:tc>
-      </w:tr>
-    </w:tbl>
     <w:p>
       <w:pPr>
         <w:ind w:hanging="720"/>
@@ -7603,7 +8013,21 @@
               <w:rPr>
                 <w:rFonts w:cs="Calibri"/>
               </w:rPr>
-              <w:t xml:space="preserve">To progress your application for registration, please respond to each non-conformances, with a plan showing proposed actions, timescales and responsibilities for resolution. The organization should consider the root cause of the non-conformance and the potential for related issues in other parts of your system. </w:t>
+              <w:t xml:space="preserve">To progress your application for registration, please respond to each </w:t>
+            </w:r>
+            <w:proofErr w:type="gramStart"/>
+            <w:r>
+              <w:rPr>
+                <w:rFonts w:cs="Calibri"/>
+              </w:rPr>
+              <w:t>non-conformances</w:t>
+            </w:r>
+            <w:proofErr w:type="gramEnd"/>
+            <w:r>
+              <w:rPr>
+                <w:rFonts w:cs="Calibri"/>
+              </w:rPr>
+              <w:t xml:space="preserve">, with a plan showing proposed actions, timescales and responsibilities for resolution. The organization should consider the root cause of the non-conformance and the potential for related issues in other parts of your system. </w:t>
             </w:r>
           </w:p>
         </w:tc>
@@ -7650,14 +8074,31 @@
                 <w:lang w:val="en-IN"/>
               </w:rPr>
             </w:pPr>
-            <w:r>
-              <w:rPr>
-                <w:rFonts w:cs="Calibri"/>
-              </w:rPr>
-              <w:t xml:space="preserve">Date :  </w:t>
-            </w:r>
-            <w:r>
-              <w:t>{{endDateOfAudit}}</w:t>
+            <w:proofErr w:type="gramStart"/>
+            <w:r>
+              <w:rPr>
+                <w:rFonts w:cs="Calibri"/>
+              </w:rPr>
+              <w:lastRenderedPageBreak/>
+              <w:t>Date :</w:t>
+            </w:r>
+            <w:proofErr w:type="gramEnd"/>
+            <w:r>
+              <w:rPr>
+                <w:rFonts w:cs="Calibri"/>
+              </w:rPr>
+              <w:t xml:space="preserve">  </w:t>
+            </w:r>
+            <w:r>
+              <w:t>{{</w:t>
+            </w:r>
+            <w:proofErr w:type="spellStart"/>
+            <w:r>
+              <w:t>endDateOfAudit</w:t>
+            </w:r>
+            <w:proofErr w:type="spellEnd"/>
+            <w:r>
+              <w:t>}}</w:t>
             </w:r>
           </w:p>
         </w:tc>
@@ -7679,8 +8120,17 @@
                 <w:rFonts w:cs="Calibri"/>
                 <w:b/>
               </w:rPr>
-              <w:t>Report Submission (AGI )</w:t>
-            </w:r>
+              <w:t>Report Submission (</w:t>
+            </w:r>
+            <w:proofErr w:type="gramStart"/>
+            <w:r>
+              <w:rPr>
+                <w:rFonts w:cs="Calibri"/>
+                <w:b/>
+              </w:rPr>
+              <w:t>AGI )</w:t>
+            </w:r>
+            <w:proofErr w:type="gramEnd"/>
           </w:p>
         </w:tc>
         <w:tc>
@@ -7722,20 +8172,48 @@
               <w:rPr>
                 <w:rFonts w:cs="Calibri"/>
               </w:rPr>
-              <w:t xml:space="preserve">Name of Auditor : </w:t>
-            </w:r>
-          </w:p>
-          <w:p>
-            <w:pPr>
-              <w:rPr>
-                <w:rFonts w:cs="Calibri"/>
-              </w:rPr>
-            </w:pPr>
-            <w:r>
-              <w:rPr>
-                <w:rFonts w:cs="Calibri"/>
-              </w:rPr>
-              <w:t>{{auditorName}}</w:t>
+              <w:t xml:space="preserve">Name of </w:t>
+            </w:r>
+            <w:proofErr w:type="gramStart"/>
+            <w:r>
+              <w:rPr>
+                <w:rFonts w:cs="Calibri"/>
+              </w:rPr>
+              <w:t>Auditor :</w:t>
+            </w:r>
+            <w:proofErr w:type="gramEnd"/>
+            <w:r>
+              <w:rPr>
+                <w:rFonts w:cs="Calibri"/>
+              </w:rPr>
+              <w:t xml:space="preserve"> </w:t>
+            </w:r>
+          </w:p>
+          <w:p>
+            <w:pPr>
+              <w:rPr>
+                <w:rFonts w:cs="Calibri"/>
+              </w:rPr>
+            </w:pPr>
+            <w:r>
+              <w:rPr>
+                <w:rFonts w:cs="Calibri"/>
+              </w:rPr>
+              <w:t>{{</w:t>
+            </w:r>
+            <w:proofErr w:type="spellStart"/>
+            <w:r>
+              <w:rPr>
+                <w:rFonts w:cs="Calibri"/>
+              </w:rPr>
+              <w:t>auditorName</w:t>
+            </w:r>
+            <w:proofErr w:type="spellEnd"/>
+            <w:r>
+              <w:rPr>
+                <w:rFonts w:cs="Calibri"/>
+              </w:rPr>
+              <w:t>}}</w:t>
             </w:r>
           </w:p>
         </w:tc>
@@ -7757,7 +8235,14 @@
               <w:rPr>
                 <w:rFonts w:cs="Calibri"/>
               </w:rPr>
-              <w:t xml:space="preserve">Name: </w:t>
+              <w:t>Name</w:t>
+            </w:r>
+            <w:proofErr w:type="gramStart"/>
+            <w:r>
+              <w:rPr>
+                <w:rFonts w:cs="Calibri"/>
+              </w:rPr>
+              <w:t xml:space="preserve">: </w:t>
             </w:r>
             <w:r>
               <w:rPr>
@@ -7770,7 +8255,28 @@
               <w:rPr>
                 <w:rFonts w:cs="Arial"/>
               </w:rPr>
-              <w:t>{{clientName}}</w:t>
+              <w:t>{</w:t>
+            </w:r>
+            <w:proofErr w:type="gramEnd"/>
+            <w:r>
+              <w:rPr>
+                <w:rFonts w:cs="Arial"/>
+              </w:rPr>
+              <w:t>{</w:t>
+            </w:r>
+            <w:proofErr w:type="spellStart"/>
+            <w:r>
+              <w:rPr>
+                <w:rFonts w:cs="Arial"/>
+              </w:rPr>
+              <w:t>clientName</w:t>
+            </w:r>
+            <w:proofErr w:type="spellEnd"/>
+            <w:r>
+              <w:rPr>
+                <w:rFonts w:cs="Arial"/>
+              </w:rPr>
+              <w:t>}}</w:t>
             </w:r>
           </w:p>
           <w:p>
@@ -7810,9 +8316,9 @@
       </w:pPr>
     </w:p>
     <w:sectPr>
-      <w:footerReference w:type="default" r:id="rId8"/>
+      <w:footerReference w:type="default" r:id="rId9"/>
       <w:pgSz w:w="12240" w:h="15840"/>
-      <w:pgMar w:top="1440" w:right="1440" w:bottom="1170" w:left="1440" w:header="180" w:footer="278" w:gutter="0"/>
+      <w:pgMar w:top="1440" w:right="1440" w:bottom="1440" w:left="1440" w:header="180" w:footer="278" w:gutter="0"/>
       <w:cols w:space="720"/>
       <w:docGrid w:linePitch="360"/>
     </w:sectPr>
@@ -9026,4 +9532,16 @@
     </a:ext>
   </a:extLst>
 </a:theme>
+</file>
+
+<file path=customXml/item1.xml><?xml version="1.0" encoding="utf-8"?>
+<b:Sources xmlns:b="http://schemas.openxmlformats.org/officeDocument/2006/bibliography" xmlns="http://schemas.openxmlformats.org/officeDocument/2006/bibliography" SelectedStyle="\APASixthEditionOfficeOnline.xsl" StyleName="APA" Version="6"/>
+</file>
+
+<file path=customXml/itemProps1.xml><?xml version="1.0" encoding="utf-8"?>
+<ds:datastoreItem xmlns:ds="http://schemas.openxmlformats.org/officeDocument/2006/customXml" ds:itemID="{02E33E81-DBC0-4DB7-B89A-2A629EE5BD7F}">
+  <ds:schemaRefs>
+    <ds:schemaRef ds:uri="http://schemas.openxmlformats.org/officeDocument/2006/bibliography"/>
+  </ds:schemaRefs>
+</ds:datastoreItem>
 </file>
--- a/templates/iso9001_14001_45001_stage1.docx
+++ b/templates/iso9001_14001_45001_stage1.docx
@@ -371,7 +371,6 @@
                 <w:i/>
               </w:rPr>
             </w:pPr>
-            <w:proofErr w:type="gramStart"/>
             <w:r>
               <w:rPr>
                 <w:rFonts w:cs="Arial"/>
@@ -386,7 +385,6 @@
               <w:t>organizationName</w:t>
             </w:r>
             <w:proofErr w:type="spellEnd"/>
-            <w:proofErr w:type="gramEnd"/>
             <w:r>
               <w:rPr>
                 <w:rFonts w:cs="Arial"/>
@@ -434,19 +432,11 @@
                 <w:i/>
               </w:rPr>
             </w:pPr>
-            <w:proofErr w:type="gramStart"/>
             <w:r>
               <w:rPr>
                 <w:rFonts w:cs="Arial"/>
               </w:rPr>
-              <w:t>{{ address</w:t>
-            </w:r>
-            <w:proofErr w:type="gramEnd"/>
-            <w:r>
-              <w:rPr>
-                <w:rFonts w:cs="Arial"/>
-              </w:rPr>
-              <w:t xml:space="preserve"> }}</w:t>
+              <w:t>{{ address }}</w:t>
             </w:r>
           </w:p>
         </w:tc>
@@ -515,7 +505,6 @@
                 <w:i/>
               </w:rPr>
             </w:pPr>
-            <w:proofErr w:type="gramStart"/>
             <w:r>
               <w:t xml:space="preserve">{{ </w:t>
             </w:r>
@@ -524,7 +513,6 @@
               <w:t>siteAddress</w:t>
             </w:r>
             <w:proofErr w:type="spellEnd"/>
-            <w:proofErr w:type="gramEnd"/>
             <w:r>
               <w:t xml:space="preserve"> }}</w:t>
             </w:r>
@@ -801,7 +789,6 @@
                 <w:i/>
               </w:rPr>
             </w:pPr>
-            <w:proofErr w:type="gramStart"/>
             <w:r>
               <w:t xml:space="preserve">{{ </w:t>
             </w:r>
@@ -810,7 +797,6 @@
               <w:t>numberOfEmployees</w:t>
             </w:r>
             <w:proofErr w:type="spellEnd"/>
-            <w:proofErr w:type="gramEnd"/>
             <w:r>
               <w:t xml:space="preserve"> }}</w:t>
             </w:r>
@@ -1247,25 +1233,7 @@
                 <w:b/>
                 <w:bCs/>
               </w:rPr>
-              <w:t xml:space="preserve">Audit duration </w:t>
-            </w:r>
-            <w:proofErr w:type="gramStart"/>
-            <w:r>
-              <w:rPr>
-                <w:rFonts w:cs="Calibri"/>
-                <w:b/>
-                <w:bCs/>
-              </w:rPr>
-              <w:t>Man day</w:t>
-            </w:r>
-            <w:proofErr w:type="gramEnd"/>
-            <w:r>
-              <w:rPr>
-                <w:rFonts w:cs="Calibri"/>
-                <w:b/>
-                <w:bCs/>
-              </w:rPr>
-              <w:t xml:space="preserve">(s): </w:t>
+              <w:t xml:space="preserve">Audit duration Man day(s): </w:t>
             </w:r>
             <w:r>
               <w:t>{{</w:t>
@@ -1891,17 +1859,8 @@
                 <w:rFonts w:ascii="Arial" w:hAnsi="Arial" w:cs="Arial"/>
                 <w:b/>
               </w:rPr>
-              <w:t xml:space="preserve">Is there any deviation from the audit plan if Yes then </w:t>
-            </w:r>
-            <w:proofErr w:type="gramStart"/>
-            <w:r>
-              <w:rPr>
-                <w:rFonts w:ascii="Arial" w:hAnsi="Arial" w:cs="Arial"/>
-                <w:b/>
-              </w:rPr>
-              <w:t>reasons:</w:t>
-            </w:r>
-            <w:proofErr w:type="gramEnd"/>
+              <w:t>Is there any deviation from the audit plan if Yes then reasons:</w:t>
+            </w:r>
           </w:p>
         </w:tc>
         <w:tc>
@@ -1983,17 +1942,8 @@
                 <w:rFonts w:ascii="Arial" w:hAnsi="Arial" w:cs="Arial"/>
                 <w:b/>
               </w:rPr>
-              <w:t xml:space="preserve"> if Yes then </w:t>
-            </w:r>
-            <w:proofErr w:type="gramStart"/>
-            <w:r>
-              <w:rPr>
-                <w:rFonts w:ascii="Arial" w:hAnsi="Arial" w:cs="Arial"/>
-                <w:b/>
-              </w:rPr>
-              <w:t>reasons:</w:t>
-            </w:r>
-            <w:proofErr w:type="gramEnd"/>
+              <w:t xml:space="preserve"> if Yes then reasons:</w:t>
+            </w:r>
           </w:p>
         </w:tc>
         <w:tc>
@@ -2074,17 +2024,8 @@
                 <w:rFonts w:ascii="Arial" w:hAnsi="Arial" w:cs="Arial"/>
                 <w:b/>
               </w:rPr>
-              <w:t xml:space="preserve">, that affect the management system of the client since the last audit took place if Yes then </w:t>
-            </w:r>
-            <w:proofErr w:type="gramStart"/>
-            <w:r>
-              <w:rPr>
-                <w:rFonts w:ascii="Arial" w:hAnsi="Arial" w:cs="Arial"/>
-                <w:b/>
-              </w:rPr>
-              <w:t>reasons:</w:t>
-            </w:r>
-            <w:proofErr w:type="gramEnd"/>
+              <w:t>, that affect the management system of the client since the last audit took place if Yes then reasons:</w:t>
+            </w:r>
           </w:p>
         </w:tc>
         <w:tc>
@@ -2179,23 +2120,7 @@
                 <w:rFonts w:ascii="Arial" w:hAnsi="Arial" w:cs="Arial"/>
                 <w:b/>
               </w:rPr>
-              <w:t xml:space="preserve">Is the certification scope is </w:t>
-            </w:r>
-            <w:proofErr w:type="gramStart"/>
-            <w:r>
-              <w:rPr>
-                <w:rFonts w:ascii="Arial" w:hAnsi="Arial" w:cs="Arial"/>
-                <w:b/>
-              </w:rPr>
-              <w:t>appropriate  to</w:t>
-            </w:r>
-            <w:proofErr w:type="gramEnd"/>
-            <w:r>
-              <w:rPr>
-                <w:rFonts w:ascii="Arial" w:hAnsi="Arial" w:cs="Arial"/>
-                <w:b/>
-              </w:rPr>
-              <w:t xml:space="preserve"> the organization work activities :</w:t>
+              <w:t>Is the certification scope is appropriate  to the organization work activities :</w:t>
             </w:r>
           </w:p>
         </w:tc>
@@ -2386,25 +2311,7 @@
                 <w:i/>
                 <w:iCs/>
               </w:rPr>
-              <w:t xml:space="preserve">The information about the organization </w:t>
-            </w:r>
-            <w:proofErr w:type="gramStart"/>
-            <w:r>
-              <w:rPr>
-                <w:rFonts w:cs="Calibri"/>
-                <w:i/>
-                <w:iCs/>
-              </w:rPr>
-              <w:t>i.e.</w:t>
-            </w:r>
-            <w:proofErr w:type="gramEnd"/>
-            <w:r>
-              <w:rPr>
-                <w:rFonts w:cs="Calibri"/>
-                <w:i/>
-                <w:iCs/>
-              </w:rPr>
-              <w:t xml:space="preserve"> name, address, type, size, number of employees, and scope of activities, submitted as per application found correct</w:t>
+              <w:t>The information about the organization i.e. name, address, type, size, number of employees, and scope of activities, submitted as per application found correct</w:t>
             </w:r>
             <w:r>
               <w:rPr>
@@ -2807,21 +2714,7 @@
               <w:rPr>
                 <w:rFonts w:cs="Calibri"/>
               </w:rPr>
-              <w:t xml:space="preserve">Evidence of review and verification for SCOPE of </w:t>
-            </w:r>
-            <w:proofErr w:type="gramStart"/>
-            <w:r>
-              <w:rPr>
-                <w:rFonts w:cs="Calibri"/>
-              </w:rPr>
-              <w:t>IMS  management</w:t>
-            </w:r>
-            <w:proofErr w:type="gramEnd"/>
-            <w:r>
-              <w:rPr>
-                <w:rFonts w:cs="Calibri"/>
-              </w:rPr>
-              <w:t xml:space="preserve"> system </w:t>
+              <w:t xml:space="preserve">Evidence of review and verification for SCOPE of IMS  management system </w:t>
             </w:r>
           </w:p>
         </w:tc>
@@ -4078,21 +3971,7 @@
               <w:rPr>
                 <w:rFonts w:cs="Calibri"/>
               </w:rPr>
-              <w:t>Evidence that OH&amp;S OBJECTIVES have been established that are consistent with the OH&amp;</w:t>
-            </w:r>
-            <w:proofErr w:type="gramStart"/>
-            <w:r>
-              <w:rPr>
-                <w:rFonts w:cs="Calibri"/>
-              </w:rPr>
-              <w:t>S  policy</w:t>
-            </w:r>
-            <w:proofErr w:type="gramEnd"/>
-            <w:r>
-              <w:rPr>
-                <w:rFonts w:cs="Calibri"/>
-              </w:rPr>
-              <w:t xml:space="preserve">, are MEASURABLE, MONITORED, COMMUNICATED &amp; UPDATED as appropriate </w:t>
+              <w:t xml:space="preserve">Evidence that OH&amp;S OBJECTIVES have been established that are consistent with the OH&amp;S  policy, are MEASURABLE, MONITORED, COMMUNICATED &amp; UPDATED as appropriate </w:t>
             </w:r>
             <w:r>
               <w:rPr>
@@ -4506,21 +4385,7 @@
               <w:rPr>
                 <w:rFonts w:cs="Calibri"/>
               </w:rPr>
-              <w:t>Documented information supporting AWARENESS of persons working under the organizations control of IMS policy; Risk, significant Aspect / OH&amp;</w:t>
-            </w:r>
-            <w:proofErr w:type="gramStart"/>
-            <w:r>
-              <w:rPr>
-                <w:rFonts w:cs="Calibri"/>
-              </w:rPr>
-              <w:t>S  hazards</w:t>
-            </w:r>
-            <w:proofErr w:type="gramEnd"/>
-            <w:r>
-              <w:rPr>
-                <w:rFonts w:cs="Calibri"/>
-              </w:rPr>
-              <w:t xml:space="preserve"> &amp; risks; their contribution toward an effective IMS; understanding the benefits of enhanced IMS  performance and implications of not conforming with IMS and fulfilling compliance obligations </w:t>
+              <w:t xml:space="preserve">Documented information supporting AWARENESS of persons working under the organizations control of IMS policy; Risk, significant Aspect / OH&amp;S  hazards &amp; risks; their contribution toward an effective IMS; understanding the benefits of enhanced IMS  performance and implications of not conforming with IMS and fulfilling compliance obligations </w:t>
             </w:r>
           </w:p>
         </w:tc>
@@ -4603,21 +4468,7 @@
               <w:rPr>
                 <w:rFonts w:cs="Calibri"/>
               </w:rPr>
-              <w:t xml:space="preserve">Evidence that </w:t>
-            </w:r>
-            <w:proofErr w:type="gramStart"/>
-            <w:r>
-              <w:rPr>
-                <w:rFonts w:cs="Calibri"/>
-              </w:rPr>
-              <w:t>process</w:t>
-            </w:r>
-            <w:proofErr w:type="gramEnd"/>
-            <w:r>
-              <w:rPr>
-                <w:rFonts w:cs="Calibri"/>
-              </w:rPr>
-              <w:t xml:space="preserve"> for INTERNAL &amp; EXETERNAL </w:t>
+              <w:t xml:space="preserve">Evidence that process for INTERNAL &amp; EXETERNAL </w:t>
             </w:r>
             <w:r>
               <w:rPr>
@@ -5461,38 +5312,18 @@
                 <w:sz w:val="20"/>
                 <w:szCs w:val="20"/>
               </w:rPr>
-              <w:t xml:space="preserve">Selection, Approval and Evaluation of Externally Provided </w:t>
-            </w:r>
-            <w:proofErr w:type="gramStart"/>
-            <w:r>
+              <w:t>Selection, Approval and Evaluation of Externally Provided Processes , Products , and Services</w:t>
+            </w:r>
+          </w:p>
+          <w:p>
+            <w:pPr>
+              <w:ind w:right="-108"/>
               <w:rPr>
                 <w:rFonts w:ascii="Arial Narrow" w:hAnsi="Arial Narrow"/>
                 <w:b/>
                 <w:sz w:val="20"/>
                 <w:szCs w:val="20"/>
               </w:rPr>
-              <w:t>Processes ,</w:t>
-            </w:r>
-            <w:proofErr w:type="gramEnd"/>
-            <w:r>
-              <w:rPr>
-                <w:rFonts w:ascii="Arial Narrow" w:hAnsi="Arial Narrow"/>
-                <w:b/>
-                <w:sz w:val="20"/>
-                <w:szCs w:val="20"/>
-              </w:rPr>
-              <w:t xml:space="preserve"> Products , and Services</w:t>
-            </w:r>
-          </w:p>
-          <w:p>
-            <w:pPr>
-              <w:ind w:right="-108"/>
-              <w:rPr>
-                <w:rFonts w:ascii="Arial Narrow" w:hAnsi="Arial Narrow"/>
-                <w:b/>
-                <w:sz w:val="20"/>
-                <w:szCs w:val="20"/>
-              </w:rPr>
             </w:pPr>
           </w:p>
         </w:tc>
@@ -6353,21 +6184,7 @@
               <w:rPr>
                 <w:rFonts w:cs="Arial"/>
               </w:rPr>
-              <w:t xml:space="preserve">Organization </w:t>
-            </w:r>
-            <w:proofErr w:type="gramStart"/>
-            <w:r>
-              <w:rPr>
-                <w:rFonts w:cs="Arial"/>
-              </w:rPr>
-              <w:t>ensure</w:t>
-            </w:r>
-            <w:proofErr w:type="gramEnd"/>
-            <w:r>
-              <w:rPr>
-                <w:rFonts w:cs="Arial"/>
-              </w:rPr>
-              <w:t xml:space="preserve"> that outputs that do not conform to their requirements are identified and controlled to prevent their unintended use or delivery</w:t>
+              <w:t>Organization ensure that outputs that do not conform to their requirements are identified and controlled to prevent their unintended use or delivery</w:t>
             </w:r>
           </w:p>
         </w:tc>
@@ -6451,21 +6268,7 @@
               <w:rPr>
                 <w:rFonts w:cs="Arial"/>
               </w:rPr>
-              <w:t xml:space="preserve">Organization </w:t>
-            </w:r>
-            <w:proofErr w:type="gramStart"/>
-            <w:r>
-              <w:rPr>
-                <w:rFonts w:cs="Arial"/>
-              </w:rPr>
-              <w:t>retain</w:t>
-            </w:r>
-            <w:proofErr w:type="gramEnd"/>
-            <w:r>
-              <w:rPr>
-                <w:rFonts w:cs="Arial"/>
-              </w:rPr>
-              <w:t xml:space="preserve"> documented information</w:t>
+              <w:t>Organization retain documented information</w:t>
             </w:r>
           </w:p>
         </w:tc>
@@ -6719,21 +6522,7 @@
               <w:rPr>
                 <w:rFonts w:cs="Calibri"/>
               </w:rPr>
-              <w:t xml:space="preserve">Evidence that the organization has demonstrated and has achieved compliance with </w:t>
-            </w:r>
-            <w:proofErr w:type="gramStart"/>
-            <w:r>
-              <w:rPr>
-                <w:rFonts w:cs="Calibri"/>
-              </w:rPr>
-              <w:t>the  EMS</w:t>
-            </w:r>
-            <w:proofErr w:type="gramEnd"/>
-            <w:r>
-              <w:rPr>
-                <w:rFonts w:cs="Calibri"/>
-              </w:rPr>
-              <w:t xml:space="preserve">, OH&amp;S related legal requirements through its own compliance </w:t>
+              <w:t xml:space="preserve">Evidence that the organization has demonstrated and has achieved compliance with the  EMS, OH&amp;S related legal requirements through its own compliance </w:t>
             </w:r>
             <w:r>
               <w:rPr>
@@ -7034,21 +6823,7 @@
               <w:rPr>
                 <w:rFonts w:cs="Calibri"/>
               </w:rPr>
-              <w:t>(</w:t>
-            </w:r>
-            <w:proofErr w:type="gramStart"/>
-            <w:r>
-              <w:rPr>
-                <w:rFonts w:cs="Calibri"/>
-              </w:rPr>
-              <w:t>including</w:t>
-            </w:r>
-            <w:proofErr w:type="gramEnd"/>
-            <w:r>
-              <w:rPr>
-                <w:rFonts w:cs="Calibri"/>
-              </w:rPr>
-              <w:t xml:space="preserve"> evidence of closure)</w:t>
+              <w:t>(including evidence of closure)</w:t>
             </w:r>
           </w:p>
         </w:tc>
@@ -7544,25 +7319,7 @@
           <w:b/>
           <w:color w:val="FF0000"/>
         </w:rPr>
-        <w:t xml:space="preserve">Status of </w:t>
-      </w:r>
-      <w:proofErr w:type="gramStart"/>
-      <w:r>
-        <w:rPr>
-          <w:rFonts w:cs="Calibri"/>
-          <w:b/>
-          <w:color w:val="FF0000"/>
-        </w:rPr>
-        <w:t>Non Conformities</w:t>
-      </w:r>
-      <w:proofErr w:type="gramEnd"/>
-      <w:r>
-        <w:rPr>
-          <w:rFonts w:cs="Calibri"/>
-          <w:b/>
-          <w:color w:val="FF0000"/>
-        </w:rPr>
-        <w:t xml:space="preserve"> raised</w:t>
+        <w:t>Status of Non Conformities raised</w:t>
       </w:r>
     </w:p>
     <w:tbl>
@@ -8013,21 +7770,7 @@
               <w:rPr>
                 <w:rFonts w:cs="Calibri"/>
               </w:rPr>
-              <w:t xml:space="preserve">To progress your application for registration, please respond to each </w:t>
-            </w:r>
-            <w:proofErr w:type="gramStart"/>
-            <w:r>
-              <w:rPr>
-                <w:rFonts w:cs="Calibri"/>
-              </w:rPr>
-              <w:t>non-conformances</w:t>
-            </w:r>
-            <w:proofErr w:type="gramEnd"/>
-            <w:r>
-              <w:rPr>
-                <w:rFonts w:cs="Calibri"/>
-              </w:rPr>
-              <w:t xml:space="preserve">, with a plan showing proposed actions, timescales and responsibilities for resolution. The organization should consider the root cause of the non-conformance and the potential for related issues in other parts of your system. </w:t>
+              <w:t xml:space="preserve">To progress your application for registration, please respond to each non-conformances, with a plan showing proposed actions, timescales and responsibilities for resolution. The organization should consider the root cause of the non-conformance and the potential for related issues in other parts of your system. </w:t>
             </w:r>
           </w:p>
         </w:tc>
@@ -8074,20 +7817,12 @@
                 <w:lang w:val="en-IN"/>
               </w:rPr>
             </w:pPr>
-            <w:proofErr w:type="gramStart"/>
             <w:r>
               <w:rPr>
                 <w:rFonts w:cs="Calibri"/>
               </w:rPr>
               <w:lastRenderedPageBreak/>
-              <w:t>Date :</w:t>
-            </w:r>
-            <w:proofErr w:type="gramEnd"/>
-            <w:r>
-              <w:rPr>
-                <w:rFonts w:cs="Calibri"/>
-              </w:rPr>
-              <w:t xml:space="preserve">  </w:t>
+              <w:t xml:space="preserve">Date :  </w:t>
             </w:r>
             <w:r>
               <w:t>{{</w:t>
@@ -8120,17 +7855,8 @@
                 <w:rFonts w:cs="Calibri"/>
                 <w:b/>
               </w:rPr>
-              <w:t>Report Submission (</w:t>
-            </w:r>
-            <w:proofErr w:type="gramStart"/>
-            <w:r>
-              <w:rPr>
-                <w:rFonts w:cs="Calibri"/>
-                <w:b/>
-              </w:rPr>
-              <w:t>AGI )</w:t>
-            </w:r>
-            <w:proofErr w:type="gramEnd"/>
+              <w:t>Report Submission (AGI )</w:t>
+            </w:r>
           </w:p>
         </w:tc>
         <w:tc>
@@ -8172,21 +7898,7 @@
               <w:rPr>
                 <w:rFonts w:cs="Calibri"/>
               </w:rPr>
-              <w:t xml:space="preserve">Name of </w:t>
-            </w:r>
-            <w:proofErr w:type="gramStart"/>
-            <w:r>
-              <w:rPr>
-                <w:rFonts w:cs="Calibri"/>
-              </w:rPr>
-              <w:t>Auditor :</w:t>
-            </w:r>
-            <w:proofErr w:type="gramEnd"/>
-            <w:r>
-              <w:rPr>
-                <w:rFonts w:cs="Calibri"/>
-              </w:rPr>
-              <w:t xml:space="preserve"> </w:t>
+              <w:t xml:space="preserve">Name of Auditor : </w:t>
             </w:r>
           </w:p>
           <w:p>
@@ -8235,14 +7947,7 @@
               <w:rPr>
                 <w:rFonts w:cs="Calibri"/>
               </w:rPr>
-              <w:t>Name</w:t>
-            </w:r>
-            <w:proofErr w:type="gramStart"/>
-            <w:r>
-              <w:rPr>
-                <w:rFonts w:cs="Calibri"/>
-              </w:rPr>
-              <w:t xml:space="preserve">: </w:t>
+              <w:t xml:space="preserve">Name: </w:t>
             </w:r>
             <w:r>
               <w:rPr>
@@ -8255,14 +7960,7 @@
               <w:rPr>
                 <w:rFonts w:cs="Arial"/>
               </w:rPr>
-              <w:t>{</w:t>
-            </w:r>
-            <w:proofErr w:type="gramEnd"/>
-            <w:r>
-              <w:rPr>
-                <w:rFonts w:cs="Arial"/>
-              </w:rPr>
-              <w:t>{</w:t>
+              <w:t>{{</w:t>
             </w:r>
             <w:proofErr w:type="spellStart"/>
             <w:r>
@@ -8305,6 +8003,74 @@
         </w:tc>
       </w:tr>
     </w:tbl>
+    <w:p>
+      <w:pPr>
+        <w:rPr>
+          <w:i/>
+          <w:iCs/>
+          <w:sz w:val="20"/>
+          <w:szCs w:val="20"/>
+        </w:rPr>
+      </w:pPr>
+    </w:p>
+    <w:p>
+      <w:pPr>
+        <w:rPr>
+          <w:rFonts w:ascii="Times New Roman" w:hAnsi="Times New Roman"/>
+          <w:sz w:val="24"/>
+          <w:szCs w:val="24"/>
+        </w:rPr>
+      </w:pPr>
+      <w:r>
+        <w:rPr>
+          <w:i/>
+          <w:iCs/>
+          <w:sz w:val="20"/>
+          <w:szCs w:val="20"/>
+        </w:rPr>
+        <w:t xml:space="preserve">Ownership- This Audit Report is the Property of Accurate Global INC. This should be </w:t>
+      </w:r>
+      <w:proofErr w:type="spellStart"/>
+      <w:r>
+        <w:rPr>
+          <w:i/>
+          <w:iCs/>
+          <w:sz w:val="20"/>
+          <w:szCs w:val="20"/>
+        </w:rPr>
+        <w:t>immidiately</w:t>
+      </w:r>
+      <w:proofErr w:type="spellEnd"/>
+      <w:r>
+        <w:rPr>
+          <w:i/>
+          <w:iCs/>
+          <w:sz w:val="20"/>
+          <w:szCs w:val="20"/>
+        </w:rPr>
+        <w:t xml:space="preserve"> returned back to AGI in the event of </w:t>
+      </w:r>
+      <w:proofErr w:type="spellStart"/>
+      <w:r>
+        <w:rPr>
+          <w:i/>
+          <w:iCs/>
+          <w:sz w:val="20"/>
+          <w:szCs w:val="20"/>
+        </w:rPr>
+        <w:t>expiry,suspension</w:t>
+      </w:r>
+      <w:proofErr w:type="spellEnd"/>
+      <w:r>
+        <w:rPr>
+          <w:i/>
+          <w:iCs/>
+          <w:sz w:val="20"/>
+          <w:szCs w:val="20"/>
+        </w:rPr>
+        <w:t>, withdrawn, termination of the certification Contract. Any misuse, alteration, counterfeiting of this report shall result in legal actions by AGI</w:t>
+      </w:r>
+    </w:p>
     <w:p>
       <w:pPr>
         <w:rPr>
